--- a/pizza-ontology/SWRL 规则使用.docx
+++ b/pizza-ontology/SWRL 规则使用.docx
@@ -83,310 +83,1366 @@
         </w:rPr>
         <w:t>## 1. 规则存放位置</w:t>
       </w:r>
+    </w:p>
+    <w:p>
+      <w:pPr>
+        <w:spacing w:line="360" w:lineRule="auto"/>
+        <w:jc w:val="both"/>
+        <w:rPr>
+          <w:rFonts w:hint="eastAsia" w:eastAsia="宋体"/>
+          <w:b/>
+          <w:i w:val="0"/>
+          <w:strike w:val="0"/>
+          <w:color w:val="auto"/>
+          <w:sz w:val="24"/>
+          <w:u w:val="none"/>
+        </w:rPr>
+      </w:pPr>
+      <w:r>
+        <w:rPr>
+          <w:rFonts w:hint="eastAsia" w:eastAsia="宋体"/>
+          <w:b/>
+          <w:i w:val="0"/>
+          <w:strike w:val="0"/>
+          <w:color w:val="auto"/>
+          <w:sz w:val="24"/>
+          <w:u w:val="none"/>
+        </w:rPr>
+        <w:t>### 嵌入 OWL 本体</w:t>
+      </w:r>
+    </w:p>
+    <w:p>
+      <w:pPr>
+        <w:spacing w:after="120" w:line="360" w:lineRule="auto"/>
+        <w:ind w:left="0" w:leftChars="0" w:firstLine="480" w:firstLineChars="200"/>
+        <w:jc w:val="both"/>
+        <w:rPr>
+          <w:rFonts w:hint="eastAsia" w:eastAsia="宋体"/>
+          <w:b w:val="0"/>
+          <w:i w:val="0"/>
+          <w:strike w:val="0"/>
+          <w:color w:val="auto"/>
+          <w:sz w:val="24"/>
+          <w:u w:val="none"/>
+        </w:rPr>
+      </w:pPr>
+      <w:r>
+        <w:rPr>
+          <w:rFonts w:hint="eastAsia" w:eastAsia="宋体"/>
+          <w:b w:val="0"/>
+          <w:i w:val="0"/>
+          <w:strike w:val="0"/>
+          <w:color w:val="auto"/>
+          <w:sz w:val="24"/>
+          <w:u w:val="none"/>
+        </w:rPr>
+        <w:t>将 SWRL 规则直接写在 `pizza-components.owl` 的 `&lt;owl:Ontology&gt;` 部分之后、类声明之前（或文件末尾）。需要添加 SWRL 命名空间：</w:t>
+      </w:r>
+    </w:p>
+    <w:p>
+      <w:pPr>
+        <w:spacing w:after="120" w:line="360" w:lineRule="auto"/>
+        <w:ind w:left="0" w:leftChars="0" w:firstLine="480" w:firstLineChars="200"/>
+        <w:jc w:val="both"/>
+        <w:rPr>
+          <w:rFonts w:hint="eastAsia" w:eastAsia="宋体"/>
+          <w:b w:val="0"/>
+          <w:i w:val="0"/>
+          <w:strike w:val="0"/>
+          <w:color w:val="auto"/>
+          <w:sz w:val="24"/>
+          <w:u w:val="none"/>
+        </w:rPr>
+      </w:pPr>
+      <w:r>
+        <w:rPr>
+          <w:rFonts w:hint="eastAsia" w:eastAsia="宋体"/>
+          <w:b w:val="0"/>
+          <w:i w:val="0"/>
+          <w:strike w:val="0"/>
+          <w:color w:val="auto"/>
+          <w:sz w:val="24"/>
+          <w:u w:val="none"/>
+        </w:rPr>
+        <w:t>```xml</w:t>
+      </w:r>
+    </w:p>
+    <w:p>
+      <w:pPr>
+        <w:spacing w:after="120" w:line="360" w:lineRule="auto"/>
+        <w:ind w:left="0" w:leftChars="0" w:firstLine="480" w:firstLineChars="200"/>
+        <w:jc w:val="both"/>
+        <w:rPr>
+          <w:rFonts w:hint="eastAsia" w:eastAsia="宋体"/>
+          <w:b w:val="0"/>
+          <w:i w:val="0"/>
+          <w:strike w:val="0"/>
+          <w:color w:val="auto"/>
+          <w:sz w:val="24"/>
+          <w:u w:val="none"/>
+        </w:rPr>
+      </w:pPr>
+      <w:r>
+        <w:rPr>
+          <w:rFonts w:hint="eastAsia" w:eastAsia="宋体"/>
+          <w:b w:val="0"/>
+          <w:i w:val="0"/>
+          <w:strike w:val="0"/>
+          <w:color w:val="auto"/>
+          <w:sz w:val="24"/>
+          <w:u w:val="none"/>
+        </w:rPr>
+        <w:t>&lt;rdf:RDF xmlns:swrl="http://www.w3.org/2003/11/swrl#"</w:t>
+      </w:r>
+    </w:p>
+    <w:p>
+      <w:pPr>
+        <w:spacing w:after="120" w:line="360" w:lineRule="auto"/>
+        <w:ind w:left="840" w:leftChars="400" w:firstLine="480" w:firstLineChars="200"/>
+        <w:jc w:val="both"/>
+        <w:rPr>
+          <w:rFonts w:hint="eastAsia" w:eastAsia="宋体"/>
+          <w:b w:val="0"/>
+          <w:i w:val="0"/>
+          <w:strike w:val="0"/>
+          <w:color w:val="auto"/>
+          <w:sz w:val="24"/>
+          <w:u w:val="none"/>
+        </w:rPr>
+      </w:pPr>
+      <w:r>
+        <w:rPr>
+          <w:rFonts w:hint="eastAsia" w:eastAsia="宋体"/>
+          <w:b w:val="0"/>
+          <w:i w:val="0"/>
+          <w:strike w:val="0"/>
+          <w:color w:val="auto"/>
+          <w:sz w:val="24"/>
+          <w:u w:val="none"/>
+        </w:rPr>
+        <w:t>xmlns:swrlb="http://www.w3.org/2003/11/swrlb#"&gt;</w:t>
+      </w:r>
+    </w:p>
+    <w:p>
+      <w:pPr>
+        <w:spacing w:after="120" w:line="360" w:lineRule="auto"/>
+        <w:ind w:left="0" w:leftChars="0" w:firstLine="480" w:firstLineChars="200"/>
+        <w:jc w:val="both"/>
+        <w:rPr>
+          <w:rFonts w:hint="eastAsia" w:eastAsia="宋体"/>
+          <w:b w:val="0"/>
+          <w:i w:val="0"/>
+          <w:strike w:val="0"/>
+          <w:color w:val="auto"/>
+          <w:sz w:val="24"/>
+          <w:u w:val="none"/>
+        </w:rPr>
+      </w:pPr>
+      <w:r>
+        <w:rPr>
+          <w:rFonts w:hint="eastAsia" w:eastAsia="宋体"/>
+          <w:b w:val="0"/>
+          <w:i w:val="0"/>
+          <w:strike w:val="0"/>
+          <w:color w:val="auto"/>
+          <w:sz w:val="24"/>
+          <w:u w:val="none"/>
+        </w:rPr>
+        <w:t>```</w:t>
+      </w:r>
+    </w:p>
+    <w:p>
+      <w:pPr>
+        <w:spacing w:line="360" w:lineRule="auto"/>
+        <w:jc w:val="both"/>
+        <w:rPr>
+          <w:rFonts w:hint="eastAsia" w:eastAsia="宋体"/>
+          <w:b/>
+          <w:i w:val="0"/>
+          <w:strike w:val="0"/>
+          <w:color w:val="auto"/>
+          <w:sz w:val="24"/>
+          <w:u w:val="none"/>
+        </w:rPr>
+      </w:pPr>
+      <w:r>
+        <w:rPr>
+          <w:rFonts w:hint="eastAsia" w:eastAsia="宋体"/>
+          <w:b/>
+          <w:i w:val="0"/>
+          <w:strike w:val="0"/>
+          <w:color w:val="auto"/>
+          <w:sz w:val="24"/>
+          <w:u w:val="none"/>
+        </w:rPr>
+        <w:t>### 规则定义</w:t>
+      </w:r>
+    </w:p>
+    <w:p>
+      <w:pPr>
+        <w:spacing w:after="120" w:line="360" w:lineRule="auto"/>
+        <w:ind w:left="0" w:leftChars="0" w:firstLine="480" w:firstLineChars="200"/>
+        <w:jc w:val="both"/>
+        <w:rPr>
+          <w:rFonts w:hint="eastAsia" w:eastAsia="宋体"/>
+          <w:b w:val="0"/>
+          <w:i w:val="0"/>
+          <w:strike w:val="0"/>
+          <w:color w:val="auto"/>
+          <w:sz w:val="24"/>
+          <w:u w:val="none"/>
+        </w:rPr>
+      </w:pPr>
+      <w:r>
+        <w:rPr>
+          <w:rFonts w:hint="eastAsia" w:eastAsia="宋体"/>
+          <w:b w:val="0"/>
+          <w:i w:val="0"/>
+          <w:strike w:val="0"/>
+          <w:color w:val="auto"/>
+          <w:sz w:val="24"/>
+          <w:u w:val="none"/>
+        </w:rPr>
+        <w:t>以下两条规则根据 `status` 属性自动推导 `isDataValid` 的值：</w:t>
+      </w:r>
+    </w:p>
+    <w:p>
+      <w:pPr>
+        <w:spacing w:after="120" w:line="360" w:lineRule="auto"/>
+        <w:ind w:left="0" w:leftChars="0" w:firstLine="440" w:firstLineChars="200"/>
+        <w:jc w:val="both"/>
+        <w:rPr>
+          <w:rFonts w:hint="eastAsia" w:eastAsia="宋体"/>
+          <w:b w:val="0"/>
+          <w:i w:val="0"/>
+          <w:strike w:val="0"/>
+          <w:color w:val="auto"/>
+          <w:sz w:val="22"/>
+          <w:szCs w:val="22"/>
+          <w:u w:val="none"/>
+        </w:rPr>
+      </w:pPr>
+      <w:r>
+        <w:rPr>
+          <w:rFonts w:hint="eastAsia" w:eastAsia="宋体"/>
+          <w:b w:val="0"/>
+          <w:i w:val="0"/>
+          <w:strike w:val="0"/>
+          <w:color w:val="auto"/>
+          <w:sz w:val="22"/>
+          <w:szCs w:val="22"/>
+          <w:u w:val="none"/>
+        </w:rPr>
+        <w:t>```xml</w:t>
+      </w:r>
+    </w:p>
+    <w:p>
+      <w:pPr>
+        <w:spacing w:after="120" w:line="360" w:lineRule="auto"/>
+        <w:ind w:left="0" w:leftChars="0" w:firstLine="440" w:firstLineChars="200"/>
+        <w:jc w:val="both"/>
+        <w:rPr>
+          <w:rFonts w:hint="eastAsia" w:eastAsia="宋体"/>
+          <w:b w:val="0"/>
+          <w:i w:val="0"/>
+          <w:strike w:val="0"/>
+          <w:color w:val="auto"/>
+          <w:sz w:val="22"/>
+          <w:szCs w:val="22"/>
+          <w:u w:val="none"/>
+        </w:rPr>
+      </w:pPr>
+      <w:r>
+        <w:rPr>
+          <w:rFonts w:hint="eastAsia" w:eastAsia="宋体"/>
+          <w:b w:val="0"/>
+          <w:i w:val="0"/>
+          <w:strike w:val="0"/>
+          <w:color w:val="auto"/>
+          <w:sz w:val="22"/>
+          <w:szCs w:val="22"/>
+          <w:u w:val="none"/>
+        </w:rPr>
+        <w:t>&lt;swrl:Imp rdf:about="#Rule-StatusAvailable"&gt;</w:t>
+      </w:r>
+    </w:p>
+    <w:p>
+      <w:pPr>
+        <w:spacing w:after="120" w:line="360" w:lineRule="auto"/>
+        <w:ind w:leftChars="0" w:firstLine="440" w:firstLineChars="200"/>
+        <w:jc w:val="both"/>
+        <w:rPr>
+          <w:rFonts w:hint="eastAsia" w:eastAsia="宋体"/>
+          <w:b w:val="0"/>
+          <w:i w:val="0"/>
+          <w:strike w:val="0"/>
+          <w:color w:val="auto"/>
+          <w:sz w:val="22"/>
+          <w:szCs w:val="22"/>
+          <w:u w:val="none"/>
+        </w:rPr>
+      </w:pPr>
+      <w:r>
+        <w:rPr>
+          <w:rFonts w:hint="eastAsia" w:eastAsia="宋体"/>
+          <w:b w:val="0"/>
+          <w:i w:val="0"/>
+          <w:strike w:val="0"/>
+          <w:color w:val="auto"/>
+          <w:sz w:val="22"/>
+          <w:szCs w:val="22"/>
+          <w:u w:val="none"/>
+        </w:rPr>
+        <w:t>&lt;swrl:body&gt;</w:t>
+      </w:r>
+    </w:p>
+    <w:p>
+      <w:pPr>
+        <w:spacing w:after="120" w:line="360" w:lineRule="auto"/>
+        <w:ind w:left="840" w:leftChars="400" w:firstLine="440" w:firstLineChars="200"/>
+        <w:jc w:val="both"/>
+        <w:rPr>
+          <w:rFonts w:hint="eastAsia" w:eastAsia="宋体"/>
+          <w:b w:val="0"/>
+          <w:i w:val="0"/>
+          <w:strike w:val="0"/>
+          <w:color w:val="auto"/>
+          <w:sz w:val="22"/>
+          <w:szCs w:val="22"/>
+          <w:u w:val="none"/>
+        </w:rPr>
+      </w:pPr>
+      <w:r>
+        <w:rPr>
+          <w:rFonts w:hint="eastAsia" w:eastAsia="宋体"/>
+          <w:b w:val="0"/>
+          <w:i w:val="0"/>
+          <w:strike w:val="0"/>
+          <w:color w:val="auto"/>
+          <w:sz w:val="22"/>
+          <w:szCs w:val="22"/>
+          <w:u w:val="none"/>
+        </w:rPr>
+        <w:t>&lt;swrl:AtomList&gt;</w:t>
+      </w:r>
+    </w:p>
+    <w:p>
+      <w:pPr>
+        <w:spacing w:after="120" w:line="360" w:lineRule="auto"/>
+        <w:ind w:left="840" w:leftChars="400" w:firstLine="440" w:firstLineChars="200"/>
+        <w:jc w:val="both"/>
+        <w:rPr>
+          <w:rFonts w:hint="eastAsia" w:eastAsia="宋体"/>
+          <w:b w:val="0"/>
+          <w:i w:val="0"/>
+          <w:strike w:val="0"/>
+          <w:color w:val="auto"/>
+          <w:sz w:val="22"/>
+          <w:szCs w:val="22"/>
+          <w:u w:val="none"/>
+        </w:rPr>
+      </w:pPr>
+      <w:r>
+        <w:rPr>
+          <w:rFonts w:hint="eastAsia" w:eastAsia="宋体"/>
+          <w:b w:val="0"/>
+          <w:i w:val="0"/>
+          <w:strike w:val="0"/>
+          <w:color w:val="auto"/>
+          <w:sz w:val="22"/>
+          <w:szCs w:val="22"/>
+          <w:u w:val="none"/>
+        </w:rPr>
+        <w:t>&lt;rdf:rest rdf:resource="http://www.w3.org/1999/02/22-rdf-syntax-ns#nil"/&gt;</w:t>
+      </w:r>
+    </w:p>
+    <w:p>
+      <w:pPr>
+        <w:spacing w:after="120" w:line="360" w:lineRule="auto"/>
+        <w:ind w:left="840" w:leftChars="400" w:firstLine="440" w:firstLineChars="200"/>
+        <w:jc w:val="both"/>
+        <w:rPr>
+          <w:rFonts w:hint="eastAsia" w:eastAsia="宋体"/>
+          <w:b w:val="0"/>
+          <w:i w:val="0"/>
+          <w:strike w:val="0"/>
+          <w:color w:val="auto"/>
+          <w:sz w:val="22"/>
+          <w:szCs w:val="22"/>
+          <w:u w:val="none"/>
+        </w:rPr>
+      </w:pPr>
+      <w:r>
+        <w:rPr>
+          <w:rFonts w:hint="eastAsia" w:eastAsia="宋体"/>
+          <w:b w:val="0"/>
+          <w:i w:val="0"/>
+          <w:strike w:val="0"/>
+          <w:color w:val="auto"/>
+          <w:sz w:val="22"/>
+          <w:szCs w:val="22"/>
+          <w:u w:val="none"/>
+        </w:rPr>
+        <w:t>&lt;rdf:first&gt;</w:t>
+      </w:r>
+    </w:p>
+    <w:p>
+      <w:pPr>
+        <w:spacing w:after="120" w:line="360" w:lineRule="auto"/>
+        <w:ind w:left="840" w:leftChars="400" w:firstLine="440" w:firstLineChars="200"/>
+        <w:jc w:val="both"/>
+        <w:rPr>
+          <w:rFonts w:hint="eastAsia" w:eastAsia="宋体"/>
+          <w:b w:val="0"/>
+          <w:i w:val="0"/>
+          <w:strike w:val="0"/>
+          <w:color w:val="auto"/>
+          <w:sz w:val="22"/>
+          <w:szCs w:val="22"/>
+          <w:u w:val="none"/>
+        </w:rPr>
+      </w:pPr>
+      <w:r>
+        <w:rPr>
+          <w:rFonts w:hint="eastAsia" w:eastAsia="宋体"/>
+          <w:b w:val="0"/>
+          <w:i w:val="0"/>
+          <w:strike w:val="0"/>
+          <w:color w:val="auto"/>
+          <w:sz w:val="22"/>
+          <w:szCs w:val="22"/>
+          <w:u w:val="none"/>
+        </w:rPr>
+        <w:t>&lt;swrl:ClassAtom&gt;</w:t>
+      </w:r>
+    </w:p>
+    <w:p>
+      <w:pPr>
+        <w:spacing w:after="120" w:line="360" w:lineRule="auto"/>
+        <w:ind w:left="-840" w:leftChars="-400" w:firstLine="440" w:firstLineChars="200"/>
+        <w:jc w:val="both"/>
+        <w:rPr>
+          <w:rFonts w:hint="eastAsia" w:eastAsia="宋体"/>
+          <w:b w:val="0"/>
+          <w:i w:val="0"/>
+          <w:strike w:val="0"/>
+          <w:color w:val="auto"/>
+          <w:sz w:val="22"/>
+          <w:szCs w:val="22"/>
+          <w:u w:val="none"/>
+        </w:rPr>
+      </w:pPr>
+      <w:r>
+        <w:rPr>
+          <w:rFonts w:hint="eastAsia" w:eastAsia="宋体"/>
+          <w:b w:val="0"/>
+          <w:i w:val="0"/>
+          <w:strike w:val="0"/>
+          <w:color w:val="auto"/>
+          <w:sz w:val="22"/>
+          <w:szCs w:val="22"/>
+          <w:u w:val="none"/>
+        </w:rPr>
+        <w:t>&lt;swrl:classPredicate rdf:resource="http://example.org/pizza/PizzaComponent"/&gt;</w:t>
+      </w:r>
+    </w:p>
+    <w:p>
+      <w:pPr>
+        <w:spacing w:after="120" w:line="360" w:lineRule="auto"/>
+        <w:ind w:left="840" w:leftChars="400" w:firstLine="440" w:firstLineChars="200"/>
+        <w:jc w:val="both"/>
+        <w:rPr>
+          <w:rFonts w:hint="eastAsia" w:eastAsia="宋体"/>
+          <w:b w:val="0"/>
+          <w:i w:val="0"/>
+          <w:strike w:val="0"/>
+          <w:color w:val="auto"/>
+          <w:sz w:val="22"/>
+          <w:szCs w:val="22"/>
+          <w:u w:val="none"/>
+        </w:rPr>
+      </w:pPr>
+      <w:r>
+        <w:rPr>
+          <w:rFonts w:hint="eastAsia" w:eastAsia="宋体"/>
+          <w:b w:val="0"/>
+          <w:i w:val="0"/>
+          <w:strike w:val="0"/>
+          <w:color w:val="auto"/>
+          <w:sz w:val="22"/>
+          <w:szCs w:val="22"/>
+          <w:u w:val="none"/>
+        </w:rPr>
+        <w:t>&lt;swrl:argument1 rdf:resource="#var_c"/&gt;</w:t>
+      </w:r>
+    </w:p>
+    <w:p>
+      <w:pPr>
+        <w:spacing w:after="120" w:line="360" w:lineRule="auto"/>
+        <w:ind w:left="420" w:leftChars="200" w:firstLine="440" w:firstLineChars="200"/>
+        <w:jc w:val="both"/>
+        <w:rPr>
+          <w:rFonts w:hint="eastAsia" w:eastAsia="宋体"/>
+          <w:b w:val="0"/>
+          <w:i w:val="0"/>
+          <w:strike w:val="0"/>
+          <w:color w:val="auto"/>
+          <w:sz w:val="22"/>
+          <w:szCs w:val="22"/>
+          <w:u w:val="none"/>
+        </w:rPr>
+      </w:pPr>
+      <w:r>
+        <w:rPr>
+          <w:rFonts w:hint="eastAsia" w:eastAsia="宋体"/>
+          <w:b w:val="0"/>
+          <w:i w:val="0"/>
+          <w:strike w:val="0"/>
+          <w:color w:val="auto"/>
+          <w:sz w:val="22"/>
+          <w:szCs w:val="22"/>
+          <w:u w:val="none"/>
+        </w:rPr>
+        <w:t>&lt;/swrl:ClassAtom&gt;</w:t>
+      </w:r>
+    </w:p>
+    <w:p>
+      <w:pPr>
+        <w:spacing w:after="120" w:line="360" w:lineRule="auto"/>
+        <w:ind w:left="1260" w:leftChars="0" w:firstLine="440" w:firstLineChars="200"/>
+        <w:jc w:val="both"/>
+        <w:rPr>
+          <w:rFonts w:hint="eastAsia" w:eastAsia="宋体"/>
+          <w:b w:val="0"/>
+          <w:i w:val="0"/>
+          <w:strike w:val="0"/>
+          <w:color w:val="auto"/>
+          <w:sz w:val="22"/>
+          <w:szCs w:val="22"/>
+          <w:u w:val="none"/>
+        </w:rPr>
+      </w:pPr>
+      <w:r>
+        <w:rPr>
+          <w:rFonts w:hint="eastAsia" w:eastAsia="宋体"/>
+          <w:b w:val="0"/>
+          <w:i w:val="0"/>
+          <w:strike w:val="0"/>
+          <w:color w:val="auto"/>
+          <w:sz w:val="22"/>
+          <w:szCs w:val="22"/>
+          <w:u w:val="none"/>
+        </w:rPr>
+        <w:t>&lt;/rdf:first&gt;</w:t>
+      </w:r>
+    </w:p>
+    <w:p>
+      <w:pPr>
+        <w:spacing w:after="120" w:line="360" w:lineRule="auto"/>
+        <w:ind w:left="840" w:leftChars="400" w:firstLine="440" w:firstLineChars="200"/>
+        <w:jc w:val="both"/>
+        <w:rPr>
+          <w:rFonts w:hint="eastAsia" w:eastAsia="宋体"/>
+          <w:b w:val="0"/>
+          <w:i w:val="0"/>
+          <w:strike w:val="0"/>
+          <w:color w:val="auto"/>
+          <w:sz w:val="22"/>
+          <w:szCs w:val="22"/>
+          <w:u w:val="none"/>
+        </w:rPr>
+      </w:pPr>
+      <w:r>
+        <w:rPr>
+          <w:rFonts w:hint="eastAsia" w:eastAsia="宋体"/>
+          <w:b w:val="0"/>
+          <w:i w:val="0"/>
+          <w:strike w:val="0"/>
+          <w:color w:val="auto"/>
+          <w:sz w:val="22"/>
+          <w:szCs w:val="22"/>
+          <w:u w:val="none"/>
+        </w:rPr>
+        <w:t>&lt;/swrl:AtomList&gt;</w:t>
+      </w:r>
+    </w:p>
+    <w:p>
+      <w:pPr>
+        <w:spacing w:after="120" w:line="360" w:lineRule="auto"/>
+        <w:ind w:left="840" w:leftChars="400" w:firstLine="440" w:firstLineChars="200"/>
+        <w:jc w:val="both"/>
+        <w:rPr>
+          <w:rFonts w:hint="eastAsia" w:eastAsia="宋体"/>
+          <w:b w:val="0"/>
+          <w:i w:val="0"/>
+          <w:strike w:val="0"/>
+          <w:color w:val="auto"/>
+          <w:sz w:val="22"/>
+          <w:szCs w:val="22"/>
+          <w:u w:val="none"/>
+        </w:rPr>
+      </w:pPr>
+      <w:r>
+        <w:rPr>
+          <w:rFonts w:hint="eastAsia" w:eastAsia="宋体"/>
+          <w:b w:val="0"/>
+          <w:i w:val="0"/>
+          <w:strike w:val="0"/>
+          <w:color w:val="auto"/>
+          <w:sz w:val="22"/>
+          <w:szCs w:val="22"/>
+          <w:u w:val="none"/>
+        </w:rPr>
+        <w:t>&lt;swrl:AtomList&gt;</w:t>
+      </w:r>
+    </w:p>
+    <w:p>
+      <w:pPr>
+        <w:spacing w:after="120" w:line="360" w:lineRule="auto"/>
+        <w:ind w:left="840" w:leftChars="400" w:firstLine="440" w:firstLineChars="200"/>
+        <w:jc w:val="both"/>
+        <w:rPr>
+          <w:rFonts w:hint="eastAsia" w:eastAsia="宋体"/>
+          <w:b w:val="0"/>
+          <w:i w:val="0"/>
+          <w:strike w:val="0"/>
+          <w:color w:val="auto"/>
+          <w:sz w:val="22"/>
+          <w:szCs w:val="22"/>
+          <w:u w:val="none"/>
+        </w:rPr>
+      </w:pPr>
+      <w:r>
+        <w:rPr>
+          <w:rFonts w:hint="eastAsia" w:eastAsia="宋体"/>
+          <w:b w:val="0"/>
+          <w:i w:val="0"/>
+          <w:strike w:val="0"/>
+          <w:color w:val="auto"/>
+          <w:sz w:val="22"/>
+          <w:szCs w:val="22"/>
+          <w:u w:val="none"/>
+        </w:rPr>
+        <w:t>&lt;rdf:rest rdf:resource="http://www.w3.org/1999/02/22-rdf-syntax-ns#nil"/&gt;</w:t>
+      </w:r>
+    </w:p>
+    <w:p>
+      <w:pPr>
+        <w:spacing w:after="120" w:line="360" w:lineRule="auto"/>
+        <w:ind w:left="840" w:leftChars="400" w:firstLine="440" w:firstLineChars="200"/>
+        <w:jc w:val="both"/>
+        <w:rPr>
+          <w:rFonts w:hint="eastAsia" w:eastAsia="宋体"/>
+          <w:b w:val="0"/>
+          <w:i w:val="0"/>
+          <w:strike w:val="0"/>
+          <w:color w:val="auto"/>
+          <w:sz w:val="22"/>
+          <w:szCs w:val="22"/>
+          <w:u w:val="none"/>
+        </w:rPr>
+      </w:pPr>
+      <w:r>
+        <w:rPr>
+          <w:rFonts w:hint="eastAsia" w:eastAsia="宋体"/>
+          <w:b w:val="0"/>
+          <w:i w:val="0"/>
+          <w:strike w:val="0"/>
+          <w:color w:val="auto"/>
+          <w:sz w:val="22"/>
+          <w:szCs w:val="22"/>
+          <w:u w:val="none"/>
+        </w:rPr>
+        <w:t>&lt;rdf:first&gt;</w:t>
+      </w:r>
+    </w:p>
+    <w:p>
+      <w:pPr>
+        <w:spacing w:after="120" w:line="360" w:lineRule="auto"/>
+        <w:ind w:left="840" w:leftChars="400" w:firstLine="440" w:firstLineChars="200"/>
+        <w:jc w:val="both"/>
+        <w:rPr>
+          <w:rFonts w:hint="eastAsia" w:eastAsia="宋体"/>
+          <w:b w:val="0"/>
+          <w:i w:val="0"/>
+          <w:strike w:val="0"/>
+          <w:color w:val="auto"/>
+          <w:sz w:val="22"/>
+          <w:szCs w:val="22"/>
+          <w:u w:val="none"/>
+        </w:rPr>
+      </w:pPr>
+      <w:r>
+        <w:rPr>
+          <w:rFonts w:hint="eastAsia" w:eastAsia="宋体"/>
+          <w:b w:val="0"/>
+          <w:i w:val="0"/>
+          <w:strike w:val="0"/>
+          <w:color w:val="auto"/>
+          <w:sz w:val="22"/>
+          <w:szCs w:val="22"/>
+          <w:u w:val="none"/>
+        </w:rPr>
+        <w:t>&lt;swrl:DataPropertyAtom&gt;</w:t>
+      </w:r>
+    </w:p>
+    <w:p>
+      <w:pPr>
+        <w:spacing w:after="120" w:line="360" w:lineRule="auto"/>
+        <w:ind w:left="-840" w:leftChars="-400" w:firstLine="440" w:firstLineChars="200"/>
+        <w:jc w:val="both"/>
+        <w:rPr>
+          <w:rFonts w:hint="eastAsia" w:eastAsia="宋体"/>
+          <w:b w:val="0"/>
+          <w:i w:val="0"/>
+          <w:strike w:val="0"/>
+          <w:color w:val="auto"/>
+          <w:sz w:val="22"/>
+          <w:szCs w:val="22"/>
+          <w:u w:val="none"/>
+        </w:rPr>
+      </w:pPr>
+      <w:r>
+        <w:rPr>
+          <w:rFonts w:hint="eastAsia" w:eastAsia="宋体"/>
+          <w:b w:val="0"/>
+          <w:i w:val="0"/>
+          <w:strike w:val="0"/>
+          <w:color w:val="auto"/>
+          <w:sz w:val="22"/>
+          <w:szCs w:val="22"/>
+          <w:u w:val="none"/>
+        </w:rPr>
+        <w:t>&lt;swrl:propertyPredicate rdf:resource="http://example.org/pizza/status"/&gt;</w:t>
+      </w:r>
+    </w:p>
+    <w:p>
+      <w:pPr>
+        <w:spacing w:after="120" w:line="360" w:lineRule="auto"/>
+        <w:ind w:left="840" w:leftChars="400" w:firstLine="440" w:firstLineChars="200"/>
+        <w:jc w:val="both"/>
+        <w:rPr>
+          <w:rFonts w:hint="eastAsia" w:eastAsia="宋体"/>
+          <w:b w:val="0"/>
+          <w:i w:val="0"/>
+          <w:strike w:val="0"/>
+          <w:color w:val="auto"/>
+          <w:sz w:val="22"/>
+          <w:szCs w:val="22"/>
+          <w:u w:val="none"/>
+        </w:rPr>
+      </w:pPr>
+      <w:r>
+        <w:rPr>
+          <w:rFonts w:hint="eastAsia" w:eastAsia="宋体"/>
+          <w:b w:val="0"/>
+          <w:i w:val="0"/>
+          <w:strike w:val="0"/>
+          <w:color w:val="auto"/>
+          <w:sz w:val="22"/>
+          <w:szCs w:val="22"/>
+          <w:u w:val="none"/>
+        </w:rPr>
+        <w:t>&lt;swrl:argument1 rdf:resource="#var_c"/&gt;</w:t>
+      </w:r>
+    </w:p>
+    <w:p>
+      <w:pPr>
+        <w:spacing w:after="120" w:line="360" w:lineRule="auto"/>
+        <w:ind w:left="-840" w:leftChars="-400" w:firstLine="440" w:firstLineChars="200"/>
+        <w:jc w:val="both"/>
+        <w:rPr>
+          <w:rFonts w:hint="eastAsia" w:eastAsia="宋体"/>
+          <w:b w:val="0"/>
+          <w:i w:val="0"/>
+          <w:strike w:val="0"/>
+          <w:color w:val="auto"/>
+          <w:sz w:val="22"/>
+          <w:szCs w:val="22"/>
+          <w:u w:val="none"/>
+        </w:rPr>
+      </w:pPr>
+      <w:r>
+        <w:rPr>
+          <w:rFonts w:hint="eastAsia" w:eastAsia="宋体"/>
+          <w:b w:val="0"/>
+          <w:i w:val="0"/>
+          <w:strike w:val="0"/>
+          <w:color w:val="auto"/>
+          <w:sz w:val="22"/>
+          <w:szCs w:val="22"/>
+          <w:u w:val="none"/>
+        </w:rPr>
+        <w:t>&lt;swrl:argument2 rdf:datatype="http://www.w3.org/2001/XMLSchema#string"&gt;可用&lt;/swrl:argument2&gt;</w:t>
+      </w:r>
+    </w:p>
+    <w:p>
+      <w:pPr>
+        <w:spacing w:after="120" w:line="360" w:lineRule="auto"/>
+        <w:ind w:left="840" w:leftChars="400" w:firstLine="440" w:firstLineChars="200"/>
+        <w:jc w:val="both"/>
+        <w:rPr>
+          <w:rFonts w:hint="eastAsia" w:eastAsia="宋体"/>
+          <w:b w:val="0"/>
+          <w:i w:val="0"/>
+          <w:strike w:val="0"/>
+          <w:color w:val="auto"/>
+          <w:sz w:val="22"/>
+          <w:szCs w:val="22"/>
+          <w:u w:val="none"/>
+        </w:rPr>
+      </w:pPr>
+      <w:r>
+        <w:rPr>
+          <w:rFonts w:hint="eastAsia" w:eastAsia="宋体"/>
+          <w:b w:val="0"/>
+          <w:i w:val="0"/>
+          <w:strike w:val="0"/>
+          <w:color w:val="auto"/>
+          <w:sz w:val="22"/>
+          <w:szCs w:val="22"/>
+          <w:u w:val="none"/>
+        </w:rPr>
+        <w:t>&lt;/swrl:DataPropertyAtom&gt;</w:t>
+      </w:r>
+    </w:p>
+    <w:p>
+      <w:pPr>
+        <w:spacing w:after="120" w:line="360" w:lineRule="auto"/>
+        <w:ind w:left="420" w:leftChars="200" w:firstLine="440" w:firstLineChars="200"/>
+        <w:jc w:val="both"/>
+        <w:rPr>
+          <w:rFonts w:hint="eastAsia" w:eastAsia="宋体"/>
+          <w:b w:val="0"/>
+          <w:i w:val="0"/>
+          <w:strike w:val="0"/>
+          <w:color w:val="auto"/>
+          <w:sz w:val="22"/>
+          <w:szCs w:val="22"/>
+          <w:u w:val="none"/>
+        </w:rPr>
+      </w:pPr>
+      <w:r>
+        <w:rPr>
+          <w:rFonts w:hint="eastAsia" w:eastAsia="宋体"/>
+          <w:b w:val="0"/>
+          <w:i w:val="0"/>
+          <w:strike w:val="0"/>
+          <w:color w:val="auto"/>
+          <w:sz w:val="22"/>
+          <w:szCs w:val="22"/>
+          <w:u w:val="none"/>
+        </w:rPr>
+        <w:t>&lt;/rdf:first&gt;</w:t>
+      </w:r>
+    </w:p>
+    <w:p>
+      <w:pPr>
+        <w:spacing w:after="120" w:line="360" w:lineRule="auto"/>
+        <w:ind w:left="840" w:leftChars="0" w:firstLine="440" w:firstLineChars="200"/>
+        <w:jc w:val="both"/>
+        <w:rPr>
+          <w:rFonts w:hint="eastAsia" w:eastAsia="宋体"/>
+          <w:b w:val="0"/>
+          <w:i w:val="0"/>
+          <w:strike w:val="0"/>
+          <w:color w:val="auto"/>
+          <w:sz w:val="22"/>
+          <w:szCs w:val="22"/>
+          <w:u w:val="none"/>
+        </w:rPr>
+      </w:pPr>
+      <w:r>
+        <w:rPr>
+          <w:rFonts w:hint="eastAsia" w:eastAsia="宋体"/>
+          <w:b w:val="0"/>
+          <w:i w:val="0"/>
+          <w:strike w:val="0"/>
+          <w:color w:val="auto"/>
+          <w:sz w:val="22"/>
+          <w:szCs w:val="22"/>
+          <w:u w:val="none"/>
+        </w:rPr>
+        <w:t>&lt;/swrl:AtomList&gt;</w:t>
+      </w:r>
+    </w:p>
+    <w:p>
+      <w:pPr>
+        <w:spacing w:after="120" w:line="360" w:lineRule="auto"/>
+        <w:ind w:leftChars="0" w:firstLine="440" w:firstLineChars="200"/>
+        <w:jc w:val="both"/>
+        <w:rPr>
+          <w:rFonts w:hint="eastAsia" w:eastAsia="宋体"/>
+          <w:b w:val="0"/>
+          <w:i w:val="0"/>
+          <w:strike w:val="0"/>
+          <w:color w:val="auto"/>
+          <w:sz w:val="22"/>
+          <w:szCs w:val="22"/>
+          <w:u w:val="none"/>
+        </w:rPr>
+      </w:pPr>
+      <w:r>
+        <w:rPr>
+          <w:rFonts w:hint="eastAsia" w:eastAsia="宋体"/>
+          <w:b w:val="0"/>
+          <w:i w:val="0"/>
+          <w:strike w:val="0"/>
+          <w:color w:val="auto"/>
+          <w:sz w:val="22"/>
+          <w:szCs w:val="22"/>
+          <w:u w:val="none"/>
+        </w:rPr>
+        <w:t>&lt;/swrl:body&gt;</w:t>
+      </w:r>
+    </w:p>
+    <w:p>
+      <w:pPr>
+        <w:spacing w:after="120" w:line="360" w:lineRule="auto"/>
+        <w:ind w:leftChars="0" w:firstLine="440" w:firstLineChars="200"/>
+        <w:jc w:val="both"/>
+        <w:rPr>
+          <w:rFonts w:hint="eastAsia" w:eastAsia="宋体"/>
+          <w:b w:val="0"/>
+          <w:i w:val="0"/>
+          <w:strike w:val="0"/>
+          <w:color w:val="auto"/>
+          <w:sz w:val="22"/>
+          <w:szCs w:val="22"/>
+          <w:u w:val="none"/>
+        </w:rPr>
+      </w:pPr>
+      <w:r>
+        <w:rPr>
+          <w:rFonts w:hint="eastAsia" w:eastAsia="宋体"/>
+          <w:b w:val="0"/>
+          <w:i w:val="0"/>
+          <w:strike w:val="0"/>
+          <w:color w:val="auto"/>
+          <w:sz w:val="22"/>
+          <w:szCs w:val="22"/>
+          <w:u w:val="none"/>
+        </w:rPr>
+        <w:t>&lt;swrl:head&gt;</w:t>
+      </w:r>
+    </w:p>
+    <w:p>
+      <w:pPr>
+        <w:spacing w:after="120" w:line="360" w:lineRule="auto"/>
+        <w:ind w:left="840" w:leftChars="400" w:firstLine="440" w:firstLineChars="200"/>
+        <w:jc w:val="both"/>
+        <w:rPr>
+          <w:rFonts w:hint="eastAsia" w:eastAsia="宋体"/>
+          <w:b w:val="0"/>
+          <w:i w:val="0"/>
+          <w:strike w:val="0"/>
+          <w:color w:val="auto"/>
+          <w:sz w:val="22"/>
+          <w:szCs w:val="22"/>
+          <w:u w:val="none"/>
+        </w:rPr>
+      </w:pPr>
+      <w:r>
+        <w:rPr>
+          <w:rFonts w:hint="eastAsia" w:eastAsia="宋体"/>
+          <w:b w:val="0"/>
+          <w:i w:val="0"/>
+          <w:strike w:val="0"/>
+          <w:color w:val="auto"/>
+          <w:sz w:val="22"/>
+          <w:szCs w:val="22"/>
+          <w:u w:val="none"/>
+        </w:rPr>
+        <w:t>&lt;swrl:AtomList&gt;</w:t>
+      </w:r>
+    </w:p>
+    <w:p>
+      <w:pPr>
+        <w:spacing w:after="120" w:line="360" w:lineRule="auto"/>
+        <w:ind w:left="840" w:leftChars="400" w:firstLine="440" w:firstLineChars="200"/>
+        <w:jc w:val="both"/>
+        <w:rPr>
+          <w:rFonts w:hint="eastAsia" w:eastAsia="宋体"/>
+          <w:b w:val="0"/>
+          <w:i w:val="0"/>
+          <w:strike w:val="0"/>
+          <w:color w:val="auto"/>
+          <w:sz w:val="22"/>
+          <w:szCs w:val="22"/>
+          <w:u w:val="none"/>
+        </w:rPr>
+      </w:pPr>
+      <w:r>
+        <w:rPr>
+          <w:rFonts w:hint="eastAsia" w:eastAsia="宋体"/>
+          <w:b w:val="0"/>
+          <w:i w:val="0"/>
+          <w:strike w:val="0"/>
+          <w:color w:val="auto"/>
+          <w:sz w:val="22"/>
+          <w:szCs w:val="22"/>
+          <w:u w:val="none"/>
+        </w:rPr>
+        <w:t>&lt;rdf:rest rdf:resource="http://www.w3.org/1999/02/22-rdf-syntax-ns#nil"/&gt;</w:t>
+      </w:r>
+    </w:p>
+    <w:p>
+      <w:pPr>
+        <w:spacing w:after="120" w:line="360" w:lineRule="auto"/>
+        <w:ind w:left="840" w:leftChars="400" w:firstLine="440" w:firstLineChars="200"/>
+        <w:jc w:val="both"/>
+        <w:rPr>
+          <w:rFonts w:hint="eastAsia" w:eastAsia="宋体"/>
+          <w:b w:val="0"/>
+          <w:i w:val="0"/>
+          <w:strike w:val="0"/>
+          <w:color w:val="auto"/>
+          <w:sz w:val="22"/>
+          <w:szCs w:val="22"/>
+          <w:u w:val="none"/>
+        </w:rPr>
+      </w:pPr>
+      <w:r>
+        <w:rPr>
+          <w:rFonts w:hint="eastAsia" w:eastAsia="宋体"/>
+          <w:b w:val="0"/>
+          <w:i w:val="0"/>
+          <w:strike w:val="0"/>
+          <w:color w:val="auto"/>
+          <w:sz w:val="22"/>
+          <w:szCs w:val="22"/>
+          <w:u w:val="none"/>
+        </w:rPr>
+        <w:t>&lt;rdf:first&gt;</w:t>
+      </w:r>
+    </w:p>
+    <w:p>
+      <w:pPr>
+        <w:spacing w:after="120" w:line="360" w:lineRule="auto"/>
+        <w:ind w:left="840" w:leftChars="400" w:firstLine="440" w:firstLineChars="200"/>
+        <w:jc w:val="both"/>
+        <w:rPr>
+          <w:rFonts w:hint="eastAsia" w:eastAsia="宋体"/>
+          <w:b w:val="0"/>
+          <w:i w:val="0"/>
+          <w:strike w:val="0"/>
+          <w:color w:val="auto"/>
+          <w:sz w:val="22"/>
+          <w:szCs w:val="22"/>
+          <w:u w:val="none"/>
+        </w:rPr>
+      </w:pPr>
+      <w:r>
+        <w:rPr>
+          <w:rFonts w:hint="eastAsia" w:eastAsia="宋体"/>
+          <w:b w:val="0"/>
+          <w:i w:val="0"/>
+          <w:strike w:val="0"/>
+          <w:color w:val="auto"/>
+          <w:sz w:val="22"/>
+          <w:szCs w:val="22"/>
+          <w:u w:val="none"/>
+        </w:rPr>
+        <w:t>&lt;swrl:DataPropertyAtom&gt;</w:t>
+      </w:r>
+    </w:p>
+    <w:p>
+      <w:pPr>
+        <w:spacing w:after="120" w:line="360" w:lineRule="auto"/>
+        <w:ind w:left="-840" w:leftChars="-400" w:firstLine="440" w:firstLineChars="200"/>
+        <w:jc w:val="both"/>
+        <w:rPr>
+          <w:rFonts w:hint="eastAsia" w:eastAsia="宋体"/>
+          <w:b w:val="0"/>
+          <w:i w:val="0"/>
+          <w:strike w:val="0"/>
+          <w:color w:val="auto"/>
+          <w:sz w:val="22"/>
+          <w:szCs w:val="22"/>
+          <w:u w:val="none"/>
+        </w:rPr>
+      </w:pPr>
+      <w:r>
+        <w:rPr>
+          <w:rFonts w:hint="eastAsia" w:eastAsia="宋体"/>
+          <w:b w:val="0"/>
+          <w:i w:val="0"/>
+          <w:strike w:val="0"/>
+          <w:color w:val="auto"/>
+          <w:sz w:val="22"/>
+          <w:szCs w:val="22"/>
+          <w:u w:val="none"/>
+        </w:rPr>
+        <w:t>&lt;swrl:propertyPredicate rdf:resource="http://example.org/pizza/isDataValid"/&gt;</w:t>
+      </w:r>
+    </w:p>
+    <w:p>
+      <w:pPr>
+        <w:spacing w:after="120" w:line="360" w:lineRule="auto"/>
+        <w:ind w:left="840" w:leftChars="400" w:firstLine="440" w:firstLineChars="200"/>
+        <w:jc w:val="both"/>
+        <w:rPr>
+          <w:rFonts w:hint="eastAsia" w:eastAsia="宋体"/>
+          <w:b w:val="0"/>
+          <w:i w:val="0"/>
+          <w:strike w:val="0"/>
+          <w:color w:val="auto"/>
+          <w:sz w:val="22"/>
+          <w:szCs w:val="22"/>
+          <w:u w:val="none"/>
+        </w:rPr>
+      </w:pPr>
+      <w:r>
+        <w:rPr>
+          <w:rFonts w:hint="eastAsia" w:eastAsia="宋体"/>
+          <w:b w:val="0"/>
+          <w:i w:val="0"/>
+          <w:strike w:val="0"/>
+          <w:color w:val="auto"/>
+          <w:sz w:val="22"/>
+          <w:szCs w:val="22"/>
+          <w:u w:val="none"/>
+        </w:rPr>
+        <w:t>&lt;swrl:argument1 rdf:resource="#var_c"/&gt;</w:t>
+      </w:r>
+    </w:p>
+    <w:p>
+      <w:pPr>
+        <w:spacing w:after="120" w:line="360" w:lineRule="auto"/>
+        <w:ind w:left="-840" w:leftChars="-400" w:firstLine="440" w:firstLineChars="200"/>
+        <w:jc w:val="both"/>
+        <w:rPr>
+          <w:rFonts w:hint="eastAsia" w:eastAsia="宋体"/>
+          <w:b w:val="0"/>
+          <w:i w:val="0"/>
+          <w:strike w:val="0"/>
+          <w:color w:val="auto"/>
+          <w:sz w:val="22"/>
+          <w:szCs w:val="22"/>
+          <w:u w:val="none"/>
+        </w:rPr>
+      </w:pPr>
+      <w:r>
+        <w:rPr>
+          <w:rFonts w:hint="eastAsia" w:eastAsia="宋体"/>
+          <w:b w:val="0"/>
+          <w:i w:val="0"/>
+          <w:strike w:val="0"/>
+          <w:color w:val="auto"/>
+          <w:sz w:val="22"/>
+          <w:szCs w:val="22"/>
+          <w:u w:val="none"/>
+        </w:rPr>
+        <w:t>&lt;swrl:argument2 rdf:datatype="http://www.w3.org/2001/XMLSchema#boolean"&gt;true&lt;/swrl:argument2&gt;</w:t>
+      </w:r>
+    </w:p>
+    <w:p>
+      <w:pPr>
+        <w:spacing w:after="120" w:line="360" w:lineRule="auto"/>
+        <w:ind w:left="840" w:leftChars="400" w:firstLine="440" w:firstLineChars="200"/>
+        <w:jc w:val="both"/>
+        <w:rPr>
+          <w:rFonts w:hint="eastAsia" w:eastAsia="宋体"/>
+          <w:b w:val="0"/>
+          <w:i w:val="0"/>
+          <w:strike w:val="0"/>
+          <w:color w:val="auto"/>
+          <w:sz w:val="22"/>
+          <w:szCs w:val="22"/>
+          <w:u w:val="none"/>
+        </w:rPr>
+      </w:pPr>
+      <w:r>
+        <w:rPr>
+          <w:rFonts w:hint="eastAsia" w:eastAsia="宋体"/>
+          <w:b w:val="0"/>
+          <w:i w:val="0"/>
+          <w:strike w:val="0"/>
+          <w:color w:val="auto"/>
+          <w:sz w:val="22"/>
+          <w:szCs w:val="22"/>
+          <w:u w:val="none"/>
+        </w:rPr>
+        <w:t>&lt;/swrl:DataPropertyAtom&gt;</w:t>
+      </w:r>
+    </w:p>
+    <w:p>
+      <w:pPr>
+        <w:spacing w:after="120" w:line="360" w:lineRule="auto"/>
+        <w:ind w:left="420" w:leftChars="200" w:firstLine="440" w:firstLineChars="200"/>
+        <w:jc w:val="both"/>
+        <w:rPr>
+          <w:rFonts w:hint="eastAsia" w:eastAsia="宋体"/>
+          <w:b w:val="0"/>
+          <w:i w:val="0"/>
+          <w:strike w:val="0"/>
+          <w:color w:val="auto"/>
+          <w:sz w:val="22"/>
+          <w:szCs w:val="22"/>
+          <w:u w:val="none"/>
+        </w:rPr>
+      </w:pPr>
+      <w:r>
+        <w:rPr>
+          <w:rFonts w:hint="eastAsia" w:eastAsia="宋体"/>
+          <w:b w:val="0"/>
+          <w:i w:val="0"/>
+          <w:strike w:val="0"/>
+          <w:color w:val="auto"/>
+          <w:sz w:val="22"/>
+          <w:szCs w:val="22"/>
+          <w:u w:val="none"/>
+        </w:rPr>
+        <w:t>&lt;/rdf:first&gt;</w:t>
+      </w:r>
+    </w:p>
+    <w:p>
+      <w:pPr>
+        <w:spacing w:after="120" w:line="360" w:lineRule="auto"/>
+        <w:ind w:left="840" w:leftChars="0" w:firstLine="440" w:firstLineChars="200"/>
+        <w:jc w:val="both"/>
+        <w:rPr>
+          <w:rFonts w:hint="eastAsia" w:eastAsia="宋体"/>
+          <w:b w:val="0"/>
+          <w:i w:val="0"/>
+          <w:strike w:val="0"/>
+          <w:color w:val="auto"/>
+          <w:sz w:val="22"/>
+          <w:szCs w:val="22"/>
+          <w:u w:val="none"/>
+        </w:rPr>
+      </w:pPr>
       <w:bookmarkStart w:id="0" w:name="_GoBack"/>
       <w:bookmarkEnd w:id="0"/>
-    </w:p>
-    <w:p>
-      <w:pPr>
-        <w:spacing w:line="360" w:lineRule="auto"/>
-        <w:jc w:val="both"/>
-        <w:rPr>
-          <w:rFonts w:hint="eastAsia" w:eastAsia="宋体"/>
-          <w:b/>
-          <w:i w:val="0"/>
-          <w:strike w:val="0"/>
-          <w:color w:val="auto"/>
-          <w:sz w:val="24"/>
-          <w:u w:val="none"/>
-        </w:rPr>
-      </w:pPr>
-      <w:r>
-        <w:rPr>
-          <w:rFonts w:hint="eastAsia" w:eastAsia="宋体"/>
-          <w:b/>
-          <w:i w:val="0"/>
-          <w:strike w:val="0"/>
-          <w:color w:val="auto"/>
-          <w:sz w:val="24"/>
-          <w:u w:val="none"/>
-        </w:rPr>
-        <w:t>### 嵌入 OWL 本体</w:t>
-      </w:r>
-    </w:p>
-    <w:p>
-      <w:pPr>
-        <w:spacing w:after="120" w:line="360" w:lineRule="auto"/>
-        <w:ind w:left="0" w:leftChars="0" w:firstLine="480" w:firstLineChars="200"/>
-        <w:jc w:val="both"/>
-        <w:rPr>
-          <w:rFonts w:hint="eastAsia" w:eastAsia="宋体"/>
-          <w:b w:val="0"/>
-          <w:i w:val="0"/>
-          <w:strike w:val="0"/>
-          <w:color w:val="auto"/>
-          <w:sz w:val="24"/>
-          <w:u w:val="none"/>
-        </w:rPr>
-      </w:pPr>
-      <w:r>
-        <w:rPr>
-          <w:rFonts w:hint="eastAsia" w:eastAsia="宋体"/>
-          <w:b w:val="0"/>
-          <w:i w:val="0"/>
-          <w:strike w:val="0"/>
-          <w:color w:val="auto"/>
-          <w:sz w:val="24"/>
-          <w:u w:val="none"/>
-        </w:rPr>
-        <w:t>将 SWRL 规则直接写在 `pizza-components.owl` 的 `&lt;owl:Ontology&gt;` 部分之后、类声明之前（或文件末尾）。需要添加 SWRL 命名空间：</w:t>
-      </w:r>
-    </w:p>
-    <w:p>
-      <w:pPr>
-        <w:spacing w:after="120" w:line="360" w:lineRule="auto"/>
-        <w:ind w:left="0" w:leftChars="0" w:firstLine="480" w:firstLineChars="200"/>
-        <w:jc w:val="both"/>
-        <w:rPr>
-          <w:rFonts w:hint="eastAsia" w:eastAsia="宋体"/>
-          <w:b w:val="0"/>
-          <w:i w:val="0"/>
-          <w:strike w:val="0"/>
-          <w:color w:val="auto"/>
-          <w:sz w:val="24"/>
-          <w:u w:val="none"/>
-        </w:rPr>
-      </w:pPr>
-      <w:r>
-        <w:rPr>
-          <w:rFonts w:hint="eastAsia" w:eastAsia="宋体"/>
-          <w:b w:val="0"/>
-          <w:i w:val="0"/>
-          <w:strike w:val="0"/>
-          <w:color w:val="auto"/>
-          <w:sz w:val="24"/>
-          <w:u w:val="none"/>
-        </w:rPr>
-        <w:t>```xml</w:t>
-      </w:r>
-    </w:p>
-    <w:p>
-      <w:pPr>
-        <w:spacing w:after="120" w:line="360" w:lineRule="auto"/>
-        <w:ind w:left="0" w:leftChars="0" w:firstLine="480" w:firstLineChars="200"/>
-        <w:jc w:val="both"/>
-        <w:rPr>
-          <w:rFonts w:hint="eastAsia" w:eastAsia="宋体"/>
-          <w:b w:val="0"/>
-          <w:i w:val="0"/>
-          <w:strike w:val="0"/>
-          <w:color w:val="auto"/>
-          <w:sz w:val="24"/>
-          <w:u w:val="none"/>
-        </w:rPr>
-      </w:pPr>
-      <w:r>
-        <w:rPr>
-          <w:rFonts w:hint="eastAsia" w:eastAsia="宋体"/>
-          <w:b w:val="0"/>
-          <w:i w:val="0"/>
-          <w:strike w:val="0"/>
-          <w:color w:val="auto"/>
-          <w:sz w:val="24"/>
-          <w:u w:val="none"/>
-        </w:rPr>
-        <w:t>&lt;rdf:RDF xmlns:swrl="http://www.w3.org/2003/11/swrl#"</w:t>
-      </w:r>
-    </w:p>
-    <w:p>
-      <w:pPr>
-        <w:spacing w:after="120" w:line="360" w:lineRule="auto"/>
-        <w:ind w:left="840" w:leftChars="400" w:firstLine="480" w:firstLineChars="200"/>
-        <w:jc w:val="both"/>
-        <w:rPr>
-          <w:rFonts w:hint="eastAsia" w:eastAsia="宋体"/>
-          <w:b w:val="0"/>
-          <w:i w:val="0"/>
-          <w:strike w:val="0"/>
-          <w:color w:val="auto"/>
-          <w:sz w:val="24"/>
-          <w:u w:val="none"/>
-        </w:rPr>
-      </w:pPr>
-      <w:r>
-        <w:rPr>
-          <w:rFonts w:hint="eastAsia" w:eastAsia="宋体"/>
-          <w:b w:val="0"/>
-          <w:i w:val="0"/>
-          <w:strike w:val="0"/>
-          <w:color w:val="auto"/>
-          <w:sz w:val="24"/>
-          <w:u w:val="none"/>
-        </w:rPr>
-        <w:t>xmlns:swrlb="http://www.w3.org/2003/11/swrlb#"&gt;</w:t>
-      </w:r>
-    </w:p>
-    <w:p>
-      <w:pPr>
-        <w:spacing w:after="120" w:line="360" w:lineRule="auto"/>
-        <w:ind w:left="0" w:leftChars="0" w:firstLine="480" w:firstLineChars="200"/>
-        <w:jc w:val="both"/>
-        <w:rPr>
-          <w:rFonts w:hint="eastAsia" w:eastAsia="宋体"/>
-          <w:b w:val="0"/>
-          <w:i w:val="0"/>
-          <w:strike w:val="0"/>
-          <w:color w:val="auto"/>
-          <w:sz w:val="24"/>
-          <w:u w:val="none"/>
-        </w:rPr>
-      </w:pPr>
-      <w:r>
-        <w:rPr>
-          <w:rFonts w:hint="eastAsia" w:eastAsia="宋体"/>
-          <w:b w:val="0"/>
-          <w:i w:val="0"/>
-          <w:strike w:val="0"/>
-          <w:color w:val="auto"/>
-          <w:sz w:val="24"/>
-          <w:u w:val="none"/>
-        </w:rPr>
-        <w:t>```</w:t>
-      </w:r>
-    </w:p>
-    <w:p>
-      <w:pPr>
-        <w:spacing w:line="360" w:lineRule="auto"/>
-        <w:jc w:val="both"/>
-        <w:rPr>
-          <w:rFonts w:hint="eastAsia" w:eastAsia="宋体"/>
-          <w:b/>
-          <w:i w:val="0"/>
-          <w:strike w:val="0"/>
-          <w:color w:val="auto"/>
-          <w:sz w:val="24"/>
-          <w:u w:val="none"/>
-        </w:rPr>
-      </w:pPr>
-      <w:r>
-        <w:rPr>
-          <w:rFonts w:hint="eastAsia" w:eastAsia="宋体"/>
-          <w:b/>
-          <w:i w:val="0"/>
-          <w:strike w:val="0"/>
-          <w:color w:val="auto"/>
-          <w:sz w:val="24"/>
-          <w:u w:val="none"/>
-        </w:rPr>
-        <w:t>### 规则定义</w:t>
-      </w:r>
-    </w:p>
-    <w:p>
-      <w:pPr>
-        <w:spacing w:after="120" w:line="360" w:lineRule="auto"/>
-        <w:ind w:left="0" w:leftChars="0" w:firstLine="480" w:firstLineChars="200"/>
-        <w:jc w:val="both"/>
-        <w:rPr>
-          <w:rFonts w:hint="eastAsia" w:eastAsia="宋体"/>
-          <w:b w:val="0"/>
-          <w:i w:val="0"/>
-          <w:strike w:val="0"/>
-          <w:color w:val="auto"/>
-          <w:sz w:val="24"/>
-          <w:u w:val="none"/>
-        </w:rPr>
-      </w:pPr>
-      <w:r>
-        <w:rPr>
-          <w:rFonts w:hint="eastAsia" w:eastAsia="宋体"/>
-          <w:b w:val="0"/>
-          <w:i w:val="0"/>
-          <w:strike w:val="0"/>
-          <w:color w:val="auto"/>
-          <w:sz w:val="24"/>
-          <w:u w:val="none"/>
-        </w:rPr>
-        <w:t>以下两条规则根据 `status` 属性自动推导 `isDataValid` 的值：</w:t>
-      </w:r>
-    </w:p>
-    <w:p>
-      <w:pPr>
-        <w:spacing w:after="120" w:line="360" w:lineRule="auto"/>
-        <w:ind w:left="0" w:leftChars="0" w:firstLine="480" w:firstLineChars="200"/>
-        <w:jc w:val="both"/>
-        <w:rPr>
-          <w:rFonts w:hint="eastAsia" w:eastAsia="宋体"/>
-          <w:b w:val="0"/>
-          <w:i w:val="0"/>
-          <w:strike w:val="0"/>
-          <w:color w:val="auto"/>
-          <w:sz w:val="24"/>
-          <w:u w:val="none"/>
-        </w:rPr>
-      </w:pPr>
-      <w:r>
-        <w:rPr>
-          <w:rFonts w:hint="eastAsia" w:eastAsia="宋体"/>
-          <w:b w:val="0"/>
-          <w:i w:val="0"/>
-          <w:strike w:val="0"/>
-          <w:color w:val="auto"/>
-          <w:sz w:val="24"/>
-          <w:u w:val="none"/>
-        </w:rPr>
-        <w:t>```xml</w:t>
-      </w:r>
-    </w:p>
-    <w:p>
-      <w:pPr>
-        <w:spacing w:after="120" w:line="360" w:lineRule="auto"/>
-        <w:ind w:left="0" w:leftChars="0" w:firstLine="480" w:firstLineChars="200"/>
-        <w:jc w:val="both"/>
-        <w:rPr>
-          <w:rFonts w:hint="eastAsia" w:eastAsia="宋体"/>
-          <w:b w:val="0"/>
-          <w:i w:val="0"/>
-          <w:strike w:val="0"/>
-          <w:color w:val="auto"/>
-          <w:sz w:val="24"/>
-          <w:u w:val="none"/>
-        </w:rPr>
-      </w:pPr>
-      <w:r>
-        <w:rPr>
-          <w:rFonts w:hint="eastAsia" w:eastAsia="宋体"/>
-          <w:b w:val="0"/>
-          <w:i w:val="0"/>
-          <w:strike w:val="0"/>
-          <w:color w:val="auto"/>
-          <w:sz w:val="24"/>
-          <w:u w:val="none"/>
-        </w:rPr>
-        <w:t>&lt;swrl:Imp rdf:about="#Rule-StatusAvailable"&gt;</w:t>
-      </w:r>
-    </w:p>
-    <w:p>
-      <w:pPr>
-        <w:spacing w:after="120" w:line="360" w:lineRule="auto"/>
-        <w:ind w:leftChars="0" w:firstLine="480" w:firstLineChars="200"/>
-        <w:jc w:val="both"/>
-        <w:rPr>
-          <w:rFonts w:hint="eastAsia" w:eastAsia="宋体"/>
-          <w:b w:val="0"/>
-          <w:i w:val="0"/>
-          <w:strike w:val="0"/>
-          <w:color w:val="auto"/>
-          <w:sz w:val="24"/>
-          <w:u w:val="none"/>
-        </w:rPr>
-      </w:pPr>
-      <w:r>
-        <w:rPr>
-          <w:rFonts w:hint="eastAsia" w:eastAsia="宋体"/>
-          <w:b w:val="0"/>
-          <w:i w:val="0"/>
-          <w:strike w:val="0"/>
-          <w:color w:val="auto"/>
-          <w:sz w:val="24"/>
+      <w:r>
+        <w:rPr>
+          <w:rFonts w:hint="eastAsia" w:eastAsia="宋体"/>
+          <w:b w:val="0"/>
+          <w:i w:val="0"/>
+          <w:strike w:val="0"/>
+          <w:color w:val="auto"/>
+          <w:sz w:val="22"/>
+          <w:szCs w:val="22"/>
+          <w:u w:val="none"/>
+        </w:rPr>
+        <w:t>&lt;/swrl:AtomList&gt;</w:t>
+      </w:r>
+    </w:p>
+    <w:p>
+      <w:pPr>
+        <w:spacing w:after="120" w:line="360" w:lineRule="auto"/>
+        <w:ind w:leftChars="0" w:firstLine="440" w:firstLineChars="200"/>
+        <w:jc w:val="both"/>
+        <w:rPr>
+          <w:rFonts w:hint="eastAsia" w:eastAsia="宋体"/>
+          <w:b w:val="0"/>
+          <w:i w:val="0"/>
+          <w:strike w:val="0"/>
+          <w:color w:val="auto"/>
+          <w:sz w:val="22"/>
+          <w:szCs w:val="22"/>
+          <w:u w:val="none"/>
+        </w:rPr>
+      </w:pPr>
+      <w:r>
+        <w:rPr>
+          <w:rFonts w:hint="eastAsia" w:eastAsia="宋体"/>
+          <w:b w:val="0"/>
+          <w:i w:val="0"/>
+          <w:strike w:val="0"/>
+          <w:color w:val="auto"/>
+          <w:sz w:val="22"/>
+          <w:szCs w:val="22"/>
+          <w:u w:val="none"/>
+        </w:rPr>
+        <w:t>&lt;/swrl:head&gt;</w:t>
+      </w:r>
+    </w:p>
+    <w:p>
+      <w:pPr>
+        <w:spacing w:after="120" w:line="360" w:lineRule="auto"/>
+        <w:ind w:left="0" w:leftChars="0" w:firstLine="440" w:firstLineChars="200"/>
+        <w:jc w:val="both"/>
+        <w:rPr>
+          <w:rFonts w:hint="eastAsia" w:eastAsia="宋体"/>
+          <w:b w:val="0"/>
+          <w:i w:val="0"/>
+          <w:strike w:val="0"/>
+          <w:color w:val="auto"/>
+          <w:sz w:val="22"/>
+          <w:szCs w:val="22"/>
+          <w:u w:val="none"/>
+        </w:rPr>
+      </w:pPr>
+      <w:r>
+        <w:rPr>
+          <w:rFonts w:hint="eastAsia" w:eastAsia="宋体"/>
+          <w:b w:val="0"/>
+          <w:i w:val="0"/>
+          <w:strike w:val="0"/>
+          <w:color w:val="auto"/>
+          <w:sz w:val="22"/>
+          <w:szCs w:val="22"/>
+          <w:u w:val="none"/>
+        </w:rPr>
+        <w:t>&lt;/swrl:Imp&gt;</w:t>
+      </w:r>
+    </w:p>
+    <w:p>
+      <w:pPr>
+        <w:spacing w:after="120" w:line="360" w:lineRule="auto"/>
+        <w:ind w:left="0" w:leftChars="0" w:firstLine="440" w:firstLineChars="200"/>
+        <w:jc w:val="both"/>
+        <w:rPr>
+          <w:rFonts w:hint="eastAsia" w:eastAsia="宋体"/>
+          <w:b w:val="0"/>
+          <w:i w:val="0"/>
+          <w:strike w:val="0"/>
+          <w:color w:val="auto"/>
+          <w:sz w:val="22"/>
+          <w:szCs w:val="22"/>
+          <w:u w:val="none"/>
+        </w:rPr>
+      </w:pPr>
+      <w:r>
+        <w:rPr>
+          <w:rFonts w:hint="eastAsia" w:eastAsia="宋体"/>
+          <w:b w:val="0"/>
+          <w:i w:val="0"/>
+          <w:strike w:val="0"/>
+          <w:color w:val="auto"/>
+          <w:sz w:val="22"/>
+          <w:szCs w:val="22"/>
+          <w:u w:val="none"/>
+        </w:rPr>
+        <w:t>&lt;swrl:Imp rdf:about="#Rule-StatusUnavailable"&gt;</w:t>
+      </w:r>
+    </w:p>
+    <w:p>
+      <w:pPr>
+        <w:spacing w:after="120" w:line="360" w:lineRule="auto"/>
+        <w:ind w:leftChars="0" w:firstLine="440" w:firstLineChars="200"/>
+        <w:jc w:val="both"/>
+        <w:rPr>
+          <w:rFonts w:hint="eastAsia" w:eastAsia="宋体"/>
+          <w:b w:val="0"/>
+          <w:i w:val="0"/>
+          <w:strike w:val="0"/>
+          <w:color w:val="auto"/>
+          <w:sz w:val="22"/>
+          <w:szCs w:val="22"/>
+          <w:u w:val="none"/>
+        </w:rPr>
+      </w:pPr>
+      <w:r>
+        <w:rPr>
+          <w:rFonts w:hint="eastAsia" w:eastAsia="宋体"/>
+          <w:b w:val="0"/>
+          <w:i w:val="0"/>
+          <w:strike w:val="0"/>
+          <w:color w:val="auto"/>
+          <w:sz w:val="22"/>
+          <w:szCs w:val="22"/>
           <w:u w:val="none"/>
         </w:rPr>
         <w:t>&lt;swrl:body&gt;</w:t>
@@ -395,166 +1451,208 @@
     <w:p>
       <w:pPr>
         <w:spacing w:after="120" w:line="360" w:lineRule="auto"/>
-        <w:ind w:left="840" w:leftChars="400" w:firstLine="480" w:firstLineChars="200"/>
-        <w:jc w:val="both"/>
-        <w:rPr>
-          <w:rFonts w:hint="eastAsia" w:eastAsia="宋体"/>
-          <w:b w:val="0"/>
-          <w:i w:val="0"/>
-          <w:strike w:val="0"/>
-          <w:color w:val="auto"/>
-          <w:sz w:val="24"/>
-          <w:u w:val="none"/>
-        </w:rPr>
-      </w:pPr>
-      <w:r>
-        <w:rPr>
-          <w:rFonts w:hint="eastAsia" w:eastAsia="宋体"/>
-          <w:b w:val="0"/>
-          <w:i w:val="0"/>
-          <w:strike w:val="0"/>
-          <w:color w:val="auto"/>
-          <w:sz w:val="24"/>
-          <w:u w:val="none"/>
-        </w:rPr>
-        <w:t>&lt;swrl:AtomList&gt;</w:t>
-      </w:r>
-    </w:p>
-    <w:p>
-      <w:pPr>
-        <w:spacing w:after="120" w:line="360" w:lineRule="auto"/>
-        <w:ind w:left="840" w:leftChars="400" w:firstLine="480" w:firstLineChars="200"/>
-        <w:jc w:val="both"/>
-        <w:rPr>
-          <w:rFonts w:hint="eastAsia" w:eastAsia="宋体"/>
-          <w:b w:val="0"/>
-          <w:i w:val="0"/>
-          <w:strike w:val="0"/>
-          <w:color w:val="auto"/>
-          <w:sz w:val="24"/>
-          <w:u w:val="none"/>
-        </w:rPr>
-      </w:pPr>
-      <w:r>
-        <w:rPr>
-          <w:rFonts w:hint="eastAsia" w:eastAsia="宋体"/>
-          <w:b w:val="0"/>
-          <w:i w:val="0"/>
-          <w:strike w:val="0"/>
-          <w:color w:val="auto"/>
-          <w:sz w:val="24"/>
-          <w:u w:val="none"/>
-        </w:rPr>
-        <w:t>&lt;rdf:rest rdf:resource="http://www.w3.org/1999/02/22-rdf-syntax-ns#nil"/&gt;</w:t>
-      </w:r>
-    </w:p>
-    <w:p>
-      <w:pPr>
-        <w:spacing w:after="120" w:line="360" w:lineRule="auto"/>
-        <w:ind w:left="840" w:leftChars="400" w:firstLine="480" w:firstLineChars="200"/>
-        <w:jc w:val="both"/>
-        <w:rPr>
-          <w:rFonts w:hint="eastAsia" w:eastAsia="宋体"/>
-          <w:b w:val="0"/>
-          <w:i w:val="0"/>
-          <w:strike w:val="0"/>
-          <w:color w:val="auto"/>
-          <w:sz w:val="24"/>
-          <w:u w:val="none"/>
-        </w:rPr>
-      </w:pPr>
-      <w:r>
-        <w:rPr>
-          <w:rFonts w:hint="eastAsia" w:eastAsia="宋体"/>
-          <w:b w:val="0"/>
-          <w:i w:val="0"/>
-          <w:strike w:val="0"/>
-          <w:color w:val="auto"/>
-          <w:sz w:val="24"/>
-          <w:u w:val="none"/>
-        </w:rPr>
-        <w:t>&lt;rdf:first&gt;</w:t>
-      </w:r>
-    </w:p>
-    <w:p>
-      <w:pPr>
-        <w:spacing w:after="120" w:line="360" w:lineRule="auto"/>
-        <w:ind w:left="840" w:leftChars="400" w:firstLine="480" w:firstLineChars="200"/>
-        <w:jc w:val="both"/>
-        <w:rPr>
-          <w:rFonts w:hint="eastAsia" w:eastAsia="宋体"/>
-          <w:b w:val="0"/>
-          <w:i w:val="0"/>
-          <w:strike w:val="0"/>
-          <w:color w:val="auto"/>
-          <w:sz w:val="24"/>
-          <w:u w:val="none"/>
-        </w:rPr>
-      </w:pPr>
-      <w:r>
-        <w:rPr>
-          <w:rFonts w:hint="eastAsia" w:eastAsia="宋体"/>
-          <w:b w:val="0"/>
-          <w:i w:val="0"/>
-          <w:strike w:val="0"/>
-          <w:color w:val="auto"/>
-          <w:sz w:val="24"/>
-          <w:u w:val="none"/>
-        </w:rPr>
-        <w:t>&lt;swrl:ClassAtom&gt;</w:t>
-      </w:r>
-    </w:p>
-    <w:p>
-      <w:pPr>
-        <w:spacing w:after="120" w:line="360" w:lineRule="auto"/>
-        <w:ind w:left="-840" w:leftChars="-400" w:firstLine="480" w:firstLineChars="200"/>
-        <w:jc w:val="both"/>
-        <w:rPr>
-          <w:rFonts w:hint="eastAsia" w:eastAsia="宋体"/>
-          <w:b w:val="0"/>
-          <w:i w:val="0"/>
-          <w:strike w:val="0"/>
-          <w:color w:val="auto"/>
-          <w:sz w:val="24"/>
-          <w:u w:val="none"/>
-        </w:rPr>
-      </w:pPr>
-      <w:r>
-        <w:rPr>
-          <w:rFonts w:hint="eastAsia" w:eastAsia="宋体"/>
-          <w:b w:val="0"/>
-          <w:i w:val="0"/>
-          <w:strike w:val="0"/>
-          <w:color w:val="auto"/>
-          <w:sz w:val="24"/>
-          <w:u w:val="none"/>
-        </w:rPr>
-        <w:t>&lt;swrl:classPredicate rdf:resource="http://example.org/pizza/PizzaComponent"/&gt;</w:t>
-      </w:r>
-    </w:p>
-    <w:p>
-      <w:pPr>
-        <w:spacing w:after="120" w:line="360" w:lineRule="auto"/>
-        <w:ind w:left="840" w:leftChars="400" w:firstLine="480" w:firstLineChars="200"/>
-        <w:jc w:val="both"/>
-        <w:rPr>
-          <w:rFonts w:hint="eastAsia" w:eastAsia="宋体"/>
-          <w:b w:val="0"/>
-          <w:i w:val="0"/>
-          <w:strike w:val="0"/>
-          <w:color w:val="auto"/>
-          <w:sz w:val="24"/>
-          <w:u w:val="none"/>
-        </w:rPr>
-      </w:pPr>
-      <w:r>
-        <w:rPr>
-          <w:rFonts w:hint="eastAsia" w:eastAsia="宋体"/>
-          <w:b w:val="0"/>
-          <w:i w:val="0"/>
-          <w:strike w:val="0"/>
-          <w:color w:val="auto"/>
-          <w:sz w:val="24"/>
+        <w:ind w:left="840" w:leftChars="400" w:firstLine="440" w:firstLineChars="200"/>
+        <w:jc w:val="both"/>
+        <w:rPr>
+          <w:rFonts w:hint="eastAsia" w:eastAsia="宋体"/>
+          <w:b w:val="0"/>
+          <w:i w:val="0"/>
+          <w:strike w:val="0"/>
+          <w:color w:val="auto"/>
+          <w:sz w:val="22"/>
+          <w:szCs w:val="22"/>
+          <w:u w:val="none"/>
+        </w:rPr>
+      </w:pPr>
+      <w:r>
+        <w:rPr>
+          <w:rFonts w:hint="eastAsia" w:eastAsia="宋体"/>
+          <w:b w:val="0"/>
+          <w:i w:val="0"/>
+          <w:strike w:val="0"/>
+          <w:color w:val="auto"/>
+          <w:sz w:val="22"/>
+          <w:szCs w:val="22"/>
+          <w:u w:val="none"/>
+        </w:rPr>
+        <w:t>&lt;!-- 类似结构，status = "不可用" --&gt;</w:t>
+      </w:r>
+    </w:p>
+    <w:p>
+      <w:pPr>
+        <w:spacing w:after="120" w:line="360" w:lineRule="auto"/>
+        <w:ind w:left="840" w:leftChars="400" w:firstLine="440" w:firstLineChars="200"/>
+        <w:jc w:val="both"/>
+        <w:rPr>
+          <w:rFonts w:hint="eastAsia" w:eastAsia="宋体"/>
+          <w:b w:val="0"/>
+          <w:i w:val="0"/>
+          <w:strike w:val="0"/>
+          <w:color w:val="auto"/>
+          <w:sz w:val="22"/>
+          <w:szCs w:val="22"/>
+          <w:u w:val="none"/>
+        </w:rPr>
+      </w:pPr>
+      <w:r>
+        <w:rPr>
+          <w:rFonts w:hint="eastAsia" w:eastAsia="宋体"/>
+          <w:b w:val="0"/>
+          <w:i w:val="0"/>
+          <w:strike w:val="0"/>
+          <w:color w:val="auto"/>
+          <w:sz w:val="22"/>
+          <w:szCs w:val="22"/>
+          <w:u w:val="none"/>
+        </w:rPr>
+        <w:t>...</w:t>
+      </w:r>
+    </w:p>
+    <w:p>
+      <w:pPr>
+        <w:spacing w:after="120" w:line="360" w:lineRule="auto"/>
+        <w:ind w:leftChars="0" w:firstLine="440" w:firstLineChars="200"/>
+        <w:jc w:val="both"/>
+        <w:rPr>
+          <w:rFonts w:hint="eastAsia" w:eastAsia="宋体"/>
+          <w:b w:val="0"/>
+          <w:i w:val="0"/>
+          <w:strike w:val="0"/>
+          <w:color w:val="auto"/>
+          <w:sz w:val="22"/>
+          <w:szCs w:val="22"/>
+          <w:u w:val="none"/>
+        </w:rPr>
+      </w:pPr>
+      <w:r>
+        <w:rPr>
+          <w:rFonts w:hint="eastAsia" w:eastAsia="宋体"/>
+          <w:b w:val="0"/>
+          <w:i w:val="0"/>
+          <w:strike w:val="0"/>
+          <w:color w:val="auto"/>
+          <w:sz w:val="22"/>
+          <w:szCs w:val="22"/>
+          <w:u w:val="none"/>
+        </w:rPr>
+        <w:t>&lt;/swrl:body&gt;</w:t>
+      </w:r>
+    </w:p>
+    <w:p>
+      <w:pPr>
+        <w:spacing w:after="120" w:line="360" w:lineRule="auto"/>
+        <w:ind w:leftChars="0" w:firstLine="440" w:firstLineChars="200"/>
+        <w:jc w:val="both"/>
+        <w:rPr>
+          <w:rFonts w:hint="eastAsia" w:eastAsia="宋体"/>
+          <w:b w:val="0"/>
+          <w:i w:val="0"/>
+          <w:strike w:val="0"/>
+          <w:color w:val="auto"/>
+          <w:sz w:val="22"/>
+          <w:szCs w:val="22"/>
+          <w:u w:val="none"/>
+        </w:rPr>
+      </w:pPr>
+      <w:r>
+        <w:rPr>
+          <w:rFonts w:hint="eastAsia" w:eastAsia="宋体"/>
+          <w:b w:val="0"/>
+          <w:i w:val="0"/>
+          <w:strike w:val="0"/>
+          <w:color w:val="auto"/>
+          <w:sz w:val="22"/>
+          <w:szCs w:val="22"/>
+          <w:u w:val="none"/>
+        </w:rPr>
+        <w:t>&lt;swrl:head&gt;</w:t>
+      </w:r>
+    </w:p>
+    <w:p>
+      <w:pPr>
+        <w:spacing w:after="120" w:line="360" w:lineRule="auto"/>
+        <w:ind w:left="840" w:leftChars="400" w:firstLine="440" w:firstLineChars="200"/>
+        <w:jc w:val="both"/>
+        <w:rPr>
+          <w:rFonts w:hint="eastAsia" w:eastAsia="宋体"/>
+          <w:b w:val="0"/>
+          <w:i w:val="0"/>
+          <w:strike w:val="0"/>
+          <w:color w:val="auto"/>
+          <w:sz w:val="22"/>
+          <w:szCs w:val="22"/>
+          <w:u w:val="none"/>
+        </w:rPr>
+      </w:pPr>
+      <w:r>
+        <w:rPr>
+          <w:rFonts w:hint="eastAsia" w:eastAsia="宋体"/>
+          <w:b w:val="0"/>
+          <w:i w:val="0"/>
+          <w:strike w:val="0"/>
+          <w:color w:val="auto"/>
+          <w:sz w:val="22"/>
+          <w:szCs w:val="22"/>
+          <w:u w:val="none"/>
+        </w:rPr>
+        <w:t>&lt;swrl:DataPropertyAtom&gt;</w:t>
+      </w:r>
+    </w:p>
+    <w:p>
+      <w:pPr>
+        <w:spacing w:after="120" w:line="360" w:lineRule="auto"/>
+        <w:ind w:left="840" w:leftChars="400" w:firstLine="440" w:firstLineChars="200"/>
+        <w:jc w:val="both"/>
+        <w:rPr>
+          <w:rFonts w:hint="eastAsia" w:eastAsia="宋体"/>
+          <w:b w:val="0"/>
+          <w:i w:val="0"/>
+          <w:strike w:val="0"/>
+          <w:color w:val="auto"/>
+          <w:sz w:val="22"/>
+          <w:szCs w:val="22"/>
+          <w:u w:val="none"/>
+        </w:rPr>
+      </w:pPr>
+      <w:r>
+        <w:rPr>
+          <w:rFonts w:hint="eastAsia" w:eastAsia="宋体"/>
+          <w:b w:val="0"/>
+          <w:i w:val="0"/>
+          <w:strike w:val="0"/>
+          <w:color w:val="auto"/>
+          <w:sz w:val="22"/>
+          <w:szCs w:val="22"/>
+          <w:u w:val="none"/>
+        </w:rPr>
+        <w:t>&lt;swrl:propertyPredicate rdf:resource="http://example.org/pizza/isDataValid"/&gt;</w:t>
+      </w:r>
+    </w:p>
+    <w:p>
+      <w:pPr>
+        <w:spacing w:after="120" w:line="360" w:lineRule="auto"/>
+        <w:ind w:left="840" w:leftChars="400" w:firstLine="440" w:firstLineChars="200"/>
+        <w:jc w:val="both"/>
+        <w:rPr>
+          <w:rFonts w:hint="eastAsia" w:eastAsia="宋体"/>
+          <w:b w:val="0"/>
+          <w:i w:val="0"/>
+          <w:strike w:val="0"/>
+          <w:color w:val="auto"/>
+          <w:sz w:val="22"/>
+          <w:szCs w:val="22"/>
+          <w:u w:val="none"/>
+        </w:rPr>
+      </w:pPr>
+      <w:r>
+        <w:rPr>
+          <w:rFonts w:hint="eastAsia" w:eastAsia="宋体"/>
+          <w:b w:val="0"/>
+          <w:i w:val="0"/>
+          <w:strike w:val="0"/>
+          <w:color w:val="auto"/>
+          <w:sz w:val="22"/>
+          <w:szCs w:val="22"/>
           <w:u w:val="none"/>
         </w:rPr>
         <w:t>&lt;swrl:argument1 rdf:resource="#var_c"/&gt;</w:t>
@@ -563,306 +1661,58 @@
     <w:p>
       <w:pPr>
         <w:spacing w:after="120" w:line="360" w:lineRule="auto"/>
-        <w:ind w:left="420" w:leftChars="200" w:firstLine="480" w:firstLineChars="200"/>
-        <w:jc w:val="both"/>
-        <w:rPr>
-          <w:rFonts w:hint="eastAsia" w:eastAsia="宋体"/>
-          <w:b w:val="0"/>
-          <w:i w:val="0"/>
-          <w:strike w:val="0"/>
-          <w:color w:val="auto"/>
-          <w:sz w:val="24"/>
-          <w:u w:val="none"/>
-        </w:rPr>
-      </w:pPr>
-      <w:r>
-        <w:rPr>
-          <w:rFonts w:hint="eastAsia" w:eastAsia="宋体"/>
-          <w:b w:val="0"/>
-          <w:i w:val="0"/>
-          <w:strike w:val="0"/>
-          <w:color w:val="auto"/>
-          <w:sz w:val="24"/>
-          <w:u w:val="none"/>
-        </w:rPr>
-        <w:t>&lt;/swrl:ClassAtom&gt;</w:t>
-      </w:r>
-    </w:p>
-    <w:p>
-      <w:pPr>
-        <w:spacing w:after="120" w:line="360" w:lineRule="auto"/>
-        <w:ind w:left="1260" w:leftChars="0" w:firstLine="480" w:firstLineChars="200"/>
-        <w:jc w:val="both"/>
-        <w:rPr>
-          <w:rFonts w:hint="eastAsia" w:eastAsia="宋体"/>
-          <w:b w:val="0"/>
-          <w:i w:val="0"/>
-          <w:strike w:val="0"/>
-          <w:color w:val="auto"/>
-          <w:sz w:val="24"/>
-          <w:u w:val="none"/>
-        </w:rPr>
-      </w:pPr>
-      <w:r>
-        <w:rPr>
-          <w:rFonts w:hint="eastAsia" w:eastAsia="宋体"/>
-          <w:b w:val="0"/>
-          <w:i w:val="0"/>
-          <w:strike w:val="0"/>
-          <w:color w:val="auto"/>
-          <w:sz w:val="24"/>
-          <w:u w:val="none"/>
-        </w:rPr>
-        <w:t>&lt;/rdf:first&gt;</w:t>
-      </w:r>
-    </w:p>
-    <w:p>
-      <w:pPr>
-        <w:spacing w:after="120" w:line="360" w:lineRule="auto"/>
-        <w:ind w:left="840" w:leftChars="400" w:firstLine="480" w:firstLineChars="200"/>
-        <w:jc w:val="both"/>
-        <w:rPr>
-          <w:rFonts w:hint="eastAsia" w:eastAsia="宋体"/>
-          <w:b w:val="0"/>
-          <w:i w:val="0"/>
-          <w:strike w:val="0"/>
-          <w:color w:val="auto"/>
-          <w:sz w:val="24"/>
-          <w:u w:val="none"/>
-        </w:rPr>
-      </w:pPr>
-      <w:r>
-        <w:rPr>
-          <w:rFonts w:hint="eastAsia" w:eastAsia="宋体"/>
-          <w:b w:val="0"/>
-          <w:i w:val="0"/>
-          <w:strike w:val="0"/>
-          <w:color w:val="auto"/>
-          <w:sz w:val="24"/>
-          <w:u w:val="none"/>
-        </w:rPr>
-        <w:t>&lt;/swrl:AtomList&gt;</w:t>
-      </w:r>
-    </w:p>
-    <w:p>
-      <w:pPr>
-        <w:spacing w:after="120" w:line="360" w:lineRule="auto"/>
-        <w:ind w:left="840" w:leftChars="400" w:firstLine="480" w:firstLineChars="200"/>
-        <w:jc w:val="both"/>
-        <w:rPr>
-          <w:rFonts w:hint="eastAsia" w:eastAsia="宋体"/>
-          <w:b w:val="0"/>
-          <w:i w:val="0"/>
-          <w:strike w:val="0"/>
-          <w:color w:val="auto"/>
-          <w:sz w:val="24"/>
-          <w:u w:val="none"/>
-        </w:rPr>
-      </w:pPr>
-      <w:r>
-        <w:rPr>
-          <w:rFonts w:hint="eastAsia" w:eastAsia="宋体"/>
-          <w:b w:val="0"/>
-          <w:i w:val="0"/>
-          <w:strike w:val="0"/>
-          <w:color w:val="auto"/>
-          <w:sz w:val="24"/>
-          <w:u w:val="none"/>
-        </w:rPr>
-        <w:t>&lt;swrl:AtomList&gt;</w:t>
-      </w:r>
-    </w:p>
-    <w:p>
-      <w:pPr>
-        <w:spacing w:after="120" w:line="360" w:lineRule="auto"/>
-        <w:ind w:left="840" w:leftChars="400" w:firstLine="480" w:firstLineChars="200"/>
-        <w:jc w:val="both"/>
-        <w:rPr>
-          <w:rFonts w:hint="eastAsia" w:eastAsia="宋体"/>
-          <w:b w:val="0"/>
-          <w:i w:val="0"/>
-          <w:strike w:val="0"/>
-          <w:color w:val="auto"/>
-          <w:sz w:val="24"/>
-          <w:u w:val="none"/>
-        </w:rPr>
-      </w:pPr>
-      <w:r>
-        <w:rPr>
-          <w:rFonts w:hint="eastAsia" w:eastAsia="宋体"/>
-          <w:b w:val="0"/>
-          <w:i w:val="0"/>
-          <w:strike w:val="0"/>
-          <w:color w:val="auto"/>
-          <w:sz w:val="24"/>
-          <w:u w:val="none"/>
-        </w:rPr>
-        <w:t>&lt;rdf:rest rdf:resource="http://www.w3.org/1999/02/22-rdf-syntax-ns#nil"/&gt;</w:t>
-      </w:r>
-    </w:p>
-    <w:p>
-      <w:pPr>
-        <w:spacing w:after="120" w:line="360" w:lineRule="auto"/>
-        <w:ind w:left="840" w:leftChars="400" w:firstLine="480" w:firstLineChars="200"/>
-        <w:jc w:val="both"/>
-        <w:rPr>
-          <w:rFonts w:hint="eastAsia" w:eastAsia="宋体"/>
-          <w:b w:val="0"/>
-          <w:i w:val="0"/>
-          <w:strike w:val="0"/>
-          <w:color w:val="auto"/>
-          <w:sz w:val="24"/>
-          <w:u w:val="none"/>
-        </w:rPr>
-      </w:pPr>
-      <w:r>
-        <w:rPr>
-          <w:rFonts w:hint="eastAsia" w:eastAsia="宋体"/>
-          <w:b w:val="0"/>
-          <w:i w:val="0"/>
-          <w:strike w:val="0"/>
-          <w:color w:val="auto"/>
-          <w:sz w:val="24"/>
-          <w:u w:val="none"/>
-        </w:rPr>
-        <w:t>&lt;rdf:first&gt;</w:t>
-      </w:r>
-    </w:p>
-    <w:p>
-      <w:pPr>
-        <w:spacing w:after="120" w:line="360" w:lineRule="auto"/>
-        <w:ind w:left="840" w:leftChars="400" w:firstLine="480" w:firstLineChars="200"/>
-        <w:jc w:val="both"/>
-        <w:rPr>
-          <w:rFonts w:hint="eastAsia" w:eastAsia="宋体"/>
-          <w:b w:val="0"/>
-          <w:i w:val="0"/>
-          <w:strike w:val="0"/>
-          <w:color w:val="auto"/>
-          <w:sz w:val="24"/>
-          <w:u w:val="none"/>
-        </w:rPr>
-      </w:pPr>
-      <w:r>
-        <w:rPr>
-          <w:rFonts w:hint="eastAsia" w:eastAsia="宋体"/>
-          <w:b w:val="0"/>
-          <w:i w:val="0"/>
-          <w:strike w:val="0"/>
-          <w:color w:val="auto"/>
-          <w:sz w:val="24"/>
-          <w:u w:val="none"/>
-        </w:rPr>
-        <w:t>&lt;swrl:DataPropertyAtom&gt;</w:t>
-      </w:r>
-    </w:p>
-    <w:p>
-      <w:pPr>
-        <w:spacing w:after="120" w:line="360" w:lineRule="auto"/>
-        <w:ind w:left="-840" w:leftChars="-400" w:firstLine="480" w:firstLineChars="200"/>
-        <w:jc w:val="both"/>
-        <w:rPr>
-          <w:rFonts w:hint="eastAsia" w:eastAsia="宋体"/>
-          <w:b w:val="0"/>
-          <w:i w:val="0"/>
-          <w:strike w:val="0"/>
-          <w:color w:val="auto"/>
-          <w:sz w:val="24"/>
-          <w:u w:val="none"/>
-        </w:rPr>
-      </w:pPr>
-      <w:r>
-        <w:rPr>
-          <w:rFonts w:hint="eastAsia" w:eastAsia="宋体"/>
-          <w:b w:val="0"/>
-          <w:i w:val="0"/>
-          <w:strike w:val="0"/>
-          <w:color w:val="auto"/>
-          <w:sz w:val="24"/>
-          <w:u w:val="none"/>
-        </w:rPr>
-        <w:t>&lt;swrl:propertyPredicate rdf:resource="http://example.org/pizza/status"/&gt;</w:t>
-      </w:r>
-    </w:p>
-    <w:p>
-      <w:pPr>
-        <w:spacing w:after="120" w:line="360" w:lineRule="auto"/>
-        <w:ind w:left="840" w:leftChars="400" w:firstLine="480" w:firstLineChars="200"/>
-        <w:jc w:val="both"/>
-        <w:rPr>
-          <w:rFonts w:hint="eastAsia" w:eastAsia="宋体"/>
-          <w:b w:val="0"/>
-          <w:i w:val="0"/>
-          <w:strike w:val="0"/>
-          <w:color w:val="auto"/>
-          <w:sz w:val="24"/>
-          <w:u w:val="none"/>
-        </w:rPr>
-      </w:pPr>
-      <w:r>
-        <w:rPr>
-          <w:rFonts w:hint="eastAsia" w:eastAsia="宋体"/>
-          <w:b w:val="0"/>
-          <w:i w:val="0"/>
-          <w:strike w:val="0"/>
-          <w:color w:val="auto"/>
-          <w:sz w:val="24"/>
-          <w:u w:val="none"/>
-        </w:rPr>
-        <w:t>&lt;swrl:argument1 rdf:resource="#var_c"/&gt;</w:t>
-      </w:r>
-    </w:p>
-    <w:p>
-      <w:pPr>
-        <w:spacing w:after="120" w:line="360" w:lineRule="auto"/>
-        <w:ind w:left="-840" w:leftChars="-400" w:firstLine="480" w:firstLineChars="200"/>
-        <w:jc w:val="both"/>
-        <w:rPr>
-          <w:rFonts w:hint="eastAsia" w:eastAsia="宋体"/>
-          <w:b w:val="0"/>
-          <w:i w:val="0"/>
-          <w:strike w:val="0"/>
-          <w:color w:val="auto"/>
-          <w:sz w:val="24"/>
-          <w:u w:val="none"/>
-        </w:rPr>
-      </w:pPr>
-      <w:r>
-        <w:rPr>
-          <w:rFonts w:hint="eastAsia" w:eastAsia="宋体"/>
-          <w:b w:val="0"/>
-          <w:i w:val="0"/>
-          <w:strike w:val="0"/>
-          <w:color w:val="auto"/>
-          <w:sz w:val="24"/>
-          <w:u w:val="none"/>
-        </w:rPr>
-        <w:t>&lt;swrl:argument2 rdf:datatype="http://www.w3.org/2001/XMLSchema#string"&gt;可用&lt;/swrl:argument2&gt;</w:t>
-      </w:r>
-    </w:p>
-    <w:p>
-      <w:pPr>
-        <w:spacing w:after="120" w:line="360" w:lineRule="auto"/>
-        <w:ind w:left="840" w:leftChars="400" w:firstLine="480" w:firstLineChars="200"/>
-        <w:jc w:val="both"/>
-        <w:rPr>
-          <w:rFonts w:hint="eastAsia" w:eastAsia="宋体"/>
-          <w:b w:val="0"/>
-          <w:i w:val="0"/>
-          <w:strike w:val="0"/>
-          <w:color w:val="auto"/>
-          <w:sz w:val="24"/>
-          <w:u w:val="none"/>
-        </w:rPr>
-      </w:pPr>
-      <w:r>
-        <w:rPr>
-          <w:rFonts w:hint="eastAsia" w:eastAsia="宋体"/>
-          <w:b w:val="0"/>
-          <w:i w:val="0"/>
-          <w:strike w:val="0"/>
-          <w:color w:val="auto"/>
-          <w:sz w:val="24"/>
+        <w:ind w:left="-420" w:leftChars="-200" w:firstLine="440" w:firstLineChars="200"/>
+        <w:jc w:val="both"/>
+        <w:rPr>
+          <w:rFonts w:hint="eastAsia" w:eastAsia="宋体"/>
+          <w:b w:val="0"/>
+          <w:i w:val="0"/>
+          <w:strike w:val="0"/>
+          <w:color w:val="auto"/>
+          <w:sz w:val="22"/>
+          <w:szCs w:val="22"/>
+          <w:u w:val="none"/>
+        </w:rPr>
+      </w:pPr>
+      <w:r>
+        <w:rPr>
+          <w:rFonts w:hint="eastAsia" w:eastAsia="宋体"/>
+          <w:b w:val="0"/>
+          <w:i w:val="0"/>
+          <w:strike w:val="0"/>
+          <w:color w:val="auto"/>
+          <w:sz w:val="22"/>
+          <w:szCs w:val="22"/>
+          <w:u w:val="none"/>
+        </w:rPr>
+        <w:t>&lt;swrl:argument2 rdf:datatype="http://www.w3.org/2001/XMLSchema#boolean"&gt;false&lt;/swrl:argument2&gt;</w:t>
+      </w:r>
+    </w:p>
+    <w:p>
+      <w:pPr>
+        <w:spacing w:after="120" w:line="360" w:lineRule="auto"/>
+        <w:ind w:left="420" w:leftChars="200" w:firstLine="440" w:firstLineChars="200"/>
+        <w:jc w:val="both"/>
+        <w:rPr>
+          <w:rFonts w:hint="eastAsia" w:eastAsia="宋体"/>
+          <w:b w:val="0"/>
+          <w:i w:val="0"/>
+          <w:strike w:val="0"/>
+          <w:color w:val="auto"/>
+          <w:sz w:val="22"/>
+          <w:szCs w:val="22"/>
+          <w:u w:val="none"/>
+        </w:rPr>
+      </w:pPr>
+      <w:r>
+        <w:rPr>
+          <w:rFonts w:hint="eastAsia" w:eastAsia="宋体"/>
+          <w:b w:val="0"/>
+          <w:i w:val="0"/>
+          <w:strike w:val="0"/>
+          <w:color w:val="auto"/>
+          <w:sz w:val="22"/>
+          <w:szCs w:val="22"/>
           <w:u w:val="none"/>
         </w:rPr>
         <w:t>&lt;/swrl:DataPropertyAtom&gt;</w:t>
@@ -871,418 +1721,28 @@
     <w:p>
       <w:pPr>
         <w:spacing w:after="120" w:line="360" w:lineRule="auto"/>
-        <w:ind w:left="420" w:leftChars="200" w:firstLine="480" w:firstLineChars="200"/>
-        <w:jc w:val="both"/>
-        <w:rPr>
-          <w:rFonts w:hint="eastAsia" w:eastAsia="宋体"/>
-          <w:b w:val="0"/>
-          <w:i w:val="0"/>
-          <w:strike w:val="0"/>
-          <w:color w:val="auto"/>
-          <w:sz w:val="24"/>
-          <w:u w:val="none"/>
-        </w:rPr>
-      </w:pPr>
-      <w:r>
-        <w:rPr>
-          <w:rFonts w:hint="eastAsia" w:eastAsia="宋体"/>
-          <w:b w:val="0"/>
-          <w:i w:val="0"/>
-          <w:strike w:val="0"/>
-          <w:color w:val="auto"/>
-          <w:sz w:val="24"/>
-          <w:u w:val="none"/>
-        </w:rPr>
-        <w:t>&lt;/rdf:first&gt;</w:t>
-      </w:r>
-    </w:p>
-    <w:p>
-      <w:pPr>
-        <w:spacing w:after="120" w:line="360" w:lineRule="auto"/>
-        <w:ind w:left="840" w:leftChars="0" w:firstLine="480" w:firstLineChars="200"/>
-        <w:jc w:val="both"/>
-        <w:rPr>
-          <w:rFonts w:hint="eastAsia" w:eastAsia="宋体"/>
-          <w:b w:val="0"/>
-          <w:i w:val="0"/>
-          <w:strike w:val="0"/>
-          <w:color w:val="auto"/>
-          <w:sz w:val="24"/>
-          <w:u w:val="none"/>
-        </w:rPr>
-      </w:pPr>
-      <w:r>
-        <w:rPr>
-          <w:rFonts w:hint="eastAsia" w:eastAsia="宋体"/>
-          <w:b w:val="0"/>
-          <w:i w:val="0"/>
-          <w:strike w:val="0"/>
-          <w:color w:val="auto"/>
-          <w:sz w:val="24"/>
-          <w:u w:val="none"/>
-        </w:rPr>
-        <w:t>&lt;/swrl:AtomList&gt;</w:t>
-      </w:r>
-    </w:p>
-    <w:p>
-      <w:pPr>
-        <w:spacing w:after="120" w:line="360" w:lineRule="auto"/>
-        <w:ind w:leftChars="0" w:firstLine="480" w:firstLineChars="200"/>
-        <w:jc w:val="both"/>
-        <w:rPr>
-          <w:rFonts w:hint="eastAsia" w:eastAsia="宋体"/>
-          <w:b w:val="0"/>
-          <w:i w:val="0"/>
-          <w:strike w:val="0"/>
-          <w:color w:val="auto"/>
-          <w:sz w:val="24"/>
-          <w:u w:val="none"/>
-        </w:rPr>
-      </w:pPr>
-      <w:r>
-        <w:rPr>
-          <w:rFonts w:hint="eastAsia" w:eastAsia="宋体"/>
-          <w:b w:val="0"/>
-          <w:i w:val="0"/>
-          <w:strike w:val="0"/>
-          <w:color w:val="auto"/>
-          <w:sz w:val="24"/>
-          <w:u w:val="none"/>
-        </w:rPr>
-        <w:t>&lt;/swrl:body&gt;</w:t>
-      </w:r>
-    </w:p>
-    <w:p>
-      <w:pPr>
-        <w:spacing w:after="120" w:line="360" w:lineRule="auto"/>
-        <w:ind w:leftChars="0" w:firstLine="480" w:firstLineChars="200"/>
-        <w:jc w:val="both"/>
-        <w:rPr>
-          <w:rFonts w:hint="eastAsia" w:eastAsia="宋体"/>
-          <w:b w:val="0"/>
-          <w:i w:val="0"/>
-          <w:strike w:val="0"/>
-          <w:color w:val="auto"/>
-          <w:sz w:val="24"/>
-          <w:u w:val="none"/>
-        </w:rPr>
-      </w:pPr>
-      <w:r>
-        <w:rPr>
-          <w:rFonts w:hint="eastAsia" w:eastAsia="宋体"/>
-          <w:b w:val="0"/>
-          <w:i w:val="0"/>
-          <w:strike w:val="0"/>
-          <w:color w:val="auto"/>
-          <w:sz w:val="24"/>
-          <w:u w:val="none"/>
-        </w:rPr>
-        <w:t>&lt;swrl:head&gt;</w:t>
-      </w:r>
-    </w:p>
-    <w:p>
-      <w:pPr>
-        <w:spacing w:after="120" w:line="360" w:lineRule="auto"/>
-        <w:ind w:left="840" w:leftChars="400" w:firstLine="480" w:firstLineChars="200"/>
-        <w:jc w:val="both"/>
-        <w:rPr>
-          <w:rFonts w:hint="eastAsia" w:eastAsia="宋体"/>
-          <w:b w:val="0"/>
-          <w:i w:val="0"/>
-          <w:strike w:val="0"/>
-          <w:color w:val="auto"/>
-          <w:sz w:val="24"/>
-          <w:u w:val="none"/>
-        </w:rPr>
-      </w:pPr>
-      <w:r>
-        <w:rPr>
-          <w:rFonts w:hint="eastAsia" w:eastAsia="宋体"/>
-          <w:b w:val="0"/>
-          <w:i w:val="0"/>
-          <w:strike w:val="0"/>
-          <w:color w:val="auto"/>
-          <w:sz w:val="24"/>
-          <w:u w:val="none"/>
-        </w:rPr>
-        <w:t>&lt;swrl:AtomList&gt;</w:t>
-      </w:r>
-    </w:p>
-    <w:p>
-      <w:pPr>
-        <w:spacing w:after="120" w:line="360" w:lineRule="auto"/>
-        <w:ind w:left="840" w:leftChars="400" w:firstLine="480" w:firstLineChars="200"/>
-        <w:jc w:val="both"/>
-        <w:rPr>
-          <w:rFonts w:hint="eastAsia" w:eastAsia="宋体"/>
-          <w:b w:val="0"/>
-          <w:i w:val="0"/>
-          <w:strike w:val="0"/>
-          <w:color w:val="auto"/>
-          <w:sz w:val="24"/>
-          <w:u w:val="none"/>
-        </w:rPr>
-      </w:pPr>
-      <w:r>
-        <w:rPr>
-          <w:rFonts w:hint="eastAsia" w:eastAsia="宋体"/>
-          <w:b w:val="0"/>
-          <w:i w:val="0"/>
-          <w:strike w:val="0"/>
-          <w:color w:val="auto"/>
-          <w:sz w:val="24"/>
-          <w:u w:val="none"/>
-        </w:rPr>
-        <w:t>&lt;rdf:rest rdf:resource="http://www.w3.org/1999/02/22-rdf-syntax-ns#nil"/&gt;</w:t>
-      </w:r>
-    </w:p>
-    <w:p>
-      <w:pPr>
-        <w:spacing w:after="120" w:line="360" w:lineRule="auto"/>
-        <w:ind w:left="840" w:leftChars="400" w:firstLine="480" w:firstLineChars="200"/>
-        <w:jc w:val="both"/>
-        <w:rPr>
-          <w:rFonts w:hint="eastAsia" w:eastAsia="宋体"/>
-          <w:b w:val="0"/>
-          <w:i w:val="0"/>
-          <w:strike w:val="0"/>
-          <w:color w:val="auto"/>
-          <w:sz w:val="24"/>
-          <w:u w:val="none"/>
-        </w:rPr>
-      </w:pPr>
-      <w:r>
-        <w:rPr>
-          <w:rFonts w:hint="eastAsia" w:eastAsia="宋体"/>
-          <w:b w:val="0"/>
-          <w:i w:val="0"/>
-          <w:strike w:val="0"/>
-          <w:color w:val="auto"/>
-          <w:sz w:val="24"/>
-          <w:u w:val="none"/>
-        </w:rPr>
-        <w:t>&lt;rdf:first&gt;</w:t>
-      </w:r>
-    </w:p>
-    <w:p>
-      <w:pPr>
-        <w:spacing w:after="120" w:line="360" w:lineRule="auto"/>
-        <w:ind w:left="840" w:leftChars="400" w:firstLine="480" w:firstLineChars="200"/>
-        <w:jc w:val="both"/>
-        <w:rPr>
-          <w:rFonts w:hint="eastAsia" w:eastAsia="宋体"/>
-          <w:b w:val="0"/>
-          <w:i w:val="0"/>
-          <w:strike w:val="0"/>
-          <w:color w:val="auto"/>
-          <w:sz w:val="24"/>
-          <w:u w:val="none"/>
-        </w:rPr>
-      </w:pPr>
-      <w:r>
-        <w:rPr>
-          <w:rFonts w:hint="eastAsia" w:eastAsia="宋体"/>
-          <w:b w:val="0"/>
-          <w:i w:val="0"/>
-          <w:strike w:val="0"/>
-          <w:color w:val="auto"/>
-          <w:sz w:val="24"/>
-          <w:u w:val="none"/>
-        </w:rPr>
-        <w:t>&lt;swrl:DataPropertyAtom&gt;</w:t>
-      </w:r>
-    </w:p>
-    <w:p>
-      <w:pPr>
-        <w:spacing w:after="120" w:line="360" w:lineRule="auto"/>
-        <w:ind w:left="-840" w:leftChars="-400" w:firstLine="480" w:firstLineChars="200"/>
-        <w:jc w:val="both"/>
-        <w:rPr>
-          <w:rFonts w:hint="eastAsia" w:eastAsia="宋体"/>
-          <w:b w:val="0"/>
-          <w:i w:val="0"/>
-          <w:strike w:val="0"/>
-          <w:color w:val="auto"/>
-          <w:sz w:val="24"/>
-          <w:u w:val="none"/>
-        </w:rPr>
-      </w:pPr>
-      <w:r>
-        <w:rPr>
-          <w:rFonts w:hint="eastAsia" w:eastAsia="宋体"/>
-          <w:b w:val="0"/>
-          <w:i w:val="0"/>
-          <w:strike w:val="0"/>
-          <w:color w:val="auto"/>
-          <w:sz w:val="24"/>
-          <w:u w:val="none"/>
-        </w:rPr>
-        <w:t>&lt;swrl:propertyPredicate rdf:resource="http://example.org/pizza/isDataValid"/&gt;</w:t>
-      </w:r>
-    </w:p>
-    <w:p>
-      <w:pPr>
-        <w:spacing w:after="120" w:line="360" w:lineRule="auto"/>
-        <w:ind w:left="840" w:leftChars="400" w:firstLine="480" w:firstLineChars="200"/>
-        <w:jc w:val="both"/>
-        <w:rPr>
-          <w:rFonts w:hint="eastAsia" w:eastAsia="宋体"/>
-          <w:b w:val="0"/>
-          <w:i w:val="0"/>
-          <w:strike w:val="0"/>
-          <w:color w:val="auto"/>
-          <w:sz w:val="24"/>
-          <w:u w:val="none"/>
-        </w:rPr>
-      </w:pPr>
-      <w:r>
-        <w:rPr>
-          <w:rFonts w:hint="eastAsia" w:eastAsia="宋体"/>
-          <w:b w:val="0"/>
-          <w:i w:val="0"/>
-          <w:strike w:val="0"/>
-          <w:color w:val="auto"/>
-          <w:sz w:val="24"/>
-          <w:u w:val="none"/>
-        </w:rPr>
-        <w:t>&lt;swrl:argument1 rdf:resource="#var_c"/&gt;</w:t>
-      </w:r>
-    </w:p>
-    <w:p>
-      <w:pPr>
-        <w:spacing w:after="120" w:line="360" w:lineRule="auto"/>
-        <w:ind w:left="-840" w:leftChars="-400" w:firstLine="480" w:firstLineChars="200"/>
-        <w:jc w:val="both"/>
-        <w:rPr>
-          <w:rFonts w:hint="eastAsia" w:eastAsia="宋体"/>
-          <w:b w:val="0"/>
-          <w:i w:val="0"/>
-          <w:strike w:val="0"/>
-          <w:color w:val="auto"/>
-          <w:sz w:val="24"/>
-          <w:u w:val="none"/>
-        </w:rPr>
-      </w:pPr>
-      <w:r>
-        <w:rPr>
-          <w:rFonts w:hint="eastAsia" w:eastAsia="宋体"/>
-          <w:b w:val="0"/>
-          <w:i w:val="0"/>
-          <w:strike w:val="0"/>
-          <w:color w:val="auto"/>
-          <w:sz w:val="24"/>
-          <w:u w:val="none"/>
-        </w:rPr>
-        <w:t>&lt;swrl:argument2 rdf:datatype="http://www.w3.org/2001/XMLSchema#boolean"&gt;true&lt;/swrl:argument2&gt;</w:t>
-      </w:r>
-    </w:p>
-    <w:p>
-      <w:pPr>
-        <w:spacing w:after="120" w:line="360" w:lineRule="auto"/>
-        <w:ind w:left="840" w:leftChars="400" w:firstLine="480" w:firstLineChars="200"/>
-        <w:jc w:val="both"/>
-        <w:rPr>
-          <w:rFonts w:hint="eastAsia" w:eastAsia="宋体"/>
-          <w:b w:val="0"/>
-          <w:i w:val="0"/>
-          <w:strike w:val="0"/>
-          <w:color w:val="auto"/>
-          <w:sz w:val="24"/>
-          <w:u w:val="none"/>
-        </w:rPr>
-      </w:pPr>
-      <w:r>
-        <w:rPr>
-          <w:rFonts w:hint="eastAsia" w:eastAsia="宋体"/>
-          <w:b w:val="0"/>
-          <w:i w:val="0"/>
-          <w:strike w:val="0"/>
-          <w:color w:val="auto"/>
-          <w:sz w:val="24"/>
-          <w:u w:val="none"/>
-        </w:rPr>
-        <w:t>&lt;/swrl:DataPropertyAtom&gt;</w:t>
-      </w:r>
-    </w:p>
-    <w:p>
-      <w:pPr>
-        <w:spacing w:after="120" w:line="360" w:lineRule="auto"/>
-        <w:ind w:left="420" w:leftChars="200" w:firstLine="480" w:firstLineChars="200"/>
-        <w:jc w:val="both"/>
-        <w:rPr>
-          <w:rFonts w:hint="eastAsia" w:eastAsia="宋体"/>
-          <w:b w:val="0"/>
-          <w:i w:val="0"/>
-          <w:strike w:val="0"/>
-          <w:color w:val="auto"/>
-          <w:sz w:val="24"/>
-          <w:u w:val="none"/>
-        </w:rPr>
-      </w:pPr>
-      <w:r>
-        <w:rPr>
-          <w:rFonts w:hint="eastAsia" w:eastAsia="宋体"/>
-          <w:b w:val="0"/>
-          <w:i w:val="0"/>
-          <w:strike w:val="0"/>
-          <w:color w:val="auto"/>
-          <w:sz w:val="24"/>
-          <w:u w:val="none"/>
-        </w:rPr>
-        <w:t>&lt;/rdf:first&gt;</w:t>
-      </w:r>
-    </w:p>
-    <w:p>
-      <w:pPr>
-        <w:spacing w:after="120" w:line="360" w:lineRule="auto"/>
-        <w:ind w:left="840" w:leftChars="0" w:firstLine="480" w:firstLineChars="200"/>
-        <w:jc w:val="both"/>
-        <w:rPr>
-          <w:rFonts w:hint="eastAsia" w:eastAsia="宋体"/>
-          <w:b w:val="0"/>
-          <w:i w:val="0"/>
-          <w:strike w:val="0"/>
-          <w:color w:val="auto"/>
-          <w:sz w:val="24"/>
-          <w:u w:val="none"/>
-        </w:rPr>
-      </w:pPr>
-      <w:r>
-        <w:rPr>
-          <w:rFonts w:hint="eastAsia" w:eastAsia="宋体"/>
-          <w:b w:val="0"/>
-          <w:i w:val="0"/>
-          <w:strike w:val="0"/>
-          <w:color w:val="auto"/>
-          <w:sz w:val="24"/>
-          <w:u w:val="none"/>
-        </w:rPr>
-        <w:t>&lt;/swrl:AtomList&gt;</w:t>
-      </w:r>
-    </w:p>
-    <w:p>
-      <w:pPr>
-        <w:spacing w:after="120" w:line="360" w:lineRule="auto"/>
-        <w:ind w:leftChars="0" w:firstLine="480" w:firstLineChars="200"/>
-        <w:jc w:val="both"/>
-        <w:rPr>
-          <w:rFonts w:hint="eastAsia" w:eastAsia="宋体"/>
-          <w:b w:val="0"/>
-          <w:i w:val="0"/>
-          <w:strike w:val="0"/>
-          <w:color w:val="auto"/>
-          <w:sz w:val="24"/>
-          <w:u w:val="none"/>
-        </w:rPr>
-      </w:pPr>
-      <w:r>
-        <w:rPr>
-          <w:rFonts w:hint="eastAsia" w:eastAsia="宋体"/>
-          <w:b w:val="0"/>
-          <w:i w:val="0"/>
-          <w:strike w:val="0"/>
-          <w:color w:val="auto"/>
-          <w:sz w:val="24"/>
+        <w:ind w:left="-420" w:leftChars="-200" w:firstLine="440" w:firstLineChars="200"/>
+        <w:jc w:val="both"/>
+        <w:rPr>
+          <w:rFonts w:hint="eastAsia" w:eastAsia="宋体"/>
+          <w:b w:val="0"/>
+          <w:i w:val="0"/>
+          <w:strike w:val="0"/>
+          <w:color w:val="auto"/>
+          <w:sz w:val="22"/>
+          <w:szCs w:val="22"/>
+          <w:u w:val="none"/>
+        </w:rPr>
+      </w:pPr>
+      <w:r>
+        <w:rPr>
+          <w:rFonts w:hint="eastAsia" w:eastAsia="宋体"/>
+          <w:b w:val="0"/>
+          <w:i w:val="0"/>
+          <w:strike w:val="0"/>
+          <w:color w:val="auto"/>
+          <w:sz w:val="22"/>
+          <w:szCs w:val="22"/>
           <w:u w:val="none"/>
         </w:rPr>
         <w:t>&lt;/swrl:head&gt;</w:t>
@@ -1291,26 +1751,28 @@
     <w:p>
       <w:pPr>
         <w:spacing w:after="120" w:line="360" w:lineRule="auto"/>
-        <w:ind w:left="0" w:leftChars="0" w:firstLine="480" w:firstLineChars="200"/>
-        <w:jc w:val="both"/>
-        <w:rPr>
-          <w:rFonts w:hint="eastAsia" w:eastAsia="宋体"/>
-          <w:b w:val="0"/>
-          <w:i w:val="0"/>
-          <w:strike w:val="0"/>
-          <w:color w:val="auto"/>
-          <w:sz w:val="24"/>
-          <w:u w:val="none"/>
-        </w:rPr>
-      </w:pPr>
-      <w:r>
-        <w:rPr>
-          <w:rFonts w:hint="eastAsia" w:eastAsia="宋体"/>
-          <w:b w:val="0"/>
-          <w:i w:val="0"/>
-          <w:strike w:val="0"/>
-          <w:color w:val="auto"/>
-          <w:sz w:val="24"/>
+        <w:ind w:left="-420" w:leftChars="-200" w:firstLine="440" w:firstLineChars="200"/>
+        <w:jc w:val="both"/>
+        <w:rPr>
+          <w:rFonts w:hint="eastAsia" w:eastAsia="宋体"/>
+          <w:b w:val="0"/>
+          <w:i w:val="0"/>
+          <w:strike w:val="0"/>
+          <w:color w:val="auto"/>
+          <w:sz w:val="22"/>
+          <w:szCs w:val="22"/>
+          <w:u w:val="none"/>
+        </w:rPr>
+      </w:pPr>
+      <w:r>
+        <w:rPr>
+          <w:rFonts w:hint="eastAsia" w:eastAsia="宋体"/>
+          <w:b w:val="0"/>
+          <w:i w:val="0"/>
+          <w:strike w:val="0"/>
+          <w:color w:val="auto"/>
+          <w:sz w:val="22"/>
+          <w:szCs w:val="22"/>
           <w:u w:val="none"/>
         </w:rPr>
         <w:t>&lt;/swrl:Imp&gt;</w:t>
@@ -1319,390 +1781,28 @@
     <w:p>
       <w:pPr>
         <w:spacing w:after="120" w:line="360" w:lineRule="auto"/>
-        <w:ind w:left="0" w:leftChars="0" w:firstLine="480" w:firstLineChars="200"/>
-        <w:jc w:val="both"/>
-        <w:rPr>
-          <w:rFonts w:hint="eastAsia" w:eastAsia="宋体"/>
-          <w:b w:val="0"/>
-          <w:i w:val="0"/>
-          <w:strike w:val="0"/>
-          <w:color w:val="auto"/>
-          <w:sz w:val="24"/>
-          <w:u w:val="none"/>
-        </w:rPr>
-      </w:pPr>
-      <w:r>
-        <w:rPr>
-          <w:rFonts w:hint="eastAsia" w:eastAsia="宋体"/>
-          <w:b w:val="0"/>
-          <w:i w:val="0"/>
-          <w:strike w:val="0"/>
-          <w:color w:val="auto"/>
-          <w:sz w:val="24"/>
-          <w:u w:val="none"/>
-        </w:rPr>
-        <w:t>&lt;swrl:Imp rdf:about="#Rule-StatusUnavailable"&gt;</w:t>
-      </w:r>
-    </w:p>
-    <w:p>
-      <w:pPr>
-        <w:spacing w:after="120" w:line="360" w:lineRule="auto"/>
-        <w:ind w:leftChars="0" w:firstLine="480" w:firstLineChars="200"/>
-        <w:jc w:val="both"/>
-        <w:rPr>
-          <w:rFonts w:hint="eastAsia" w:eastAsia="宋体"/>
-          <w:b w:val="0"/>
-          <w:i w:val="0"/>
-          <w:strike w:val="0"/>
-          <w:color w:val="auto"/>
-          <w:sz w:val="24"/>
-          <w:u w:val="none"/>
-        </w:rPr>
-      </w:pPr>
-      <w:r>
-        <w:rPr>
-          <w:rFonts w:hint="eastAsia" w:eastAsia="宋体"/>
-          <w:b w:val="0"/>
-          <w:i w:val="0"/>
-          <w:strike w:val="0"/>
-          <w:color w:val="auto"/>
-          <w:sz w:val="24"/>
-          <w:u w:val="none"/>
-        </w:rPr>
-        <w:t>&lt;swrl:body&gt;</w:t>
-      </w:r>
-    </w:p>
-    <w:p>
-      <w:pPr>
-        <w:spacing w:after="120" w:line="360" w:lineRule="auto"/>
-        <w:ind w:left="840" w:leftChars="400" w:firstLine="480" w:firstLineChars="200"/>
-        <w:jc w:val="both"/>
-        <w:rPr>
-          <w:rFonts w:hint="eastAsia" w:eastAsia="宋体"/>
-          <w:b w:val="0"/>
-          <w:i w:val="0"/>
-          <w:strike w:val="0"/>
-          <w:color w:val="auto"/>
-          <w:sz w:val="24"/>
-          <w:u w:val="none"/>
-        </w:rPr>
-      </w:pPr>
-      <w:r>
-        <w:rPr>
-          <w:rFonts w:hint="eastAsia" w:eastAsia="宋体"/>
-          <w:b w:val="0"/>
-          <w:i w:val="0"/>
-          <w:strike w:val="0"/>
-          <w:color w:val="auto"/>
-          <w:sz w:val="24"/>
-          <w:u w:val="none"/>
-        </w:rPr>
-        <w:t>&lt;!-- 类似结构，status = "不可用" --&gt;</w:t>
-      </w:r>
-    </w:p>
-    <w:p>
-      <w:pPr>
-        <w:spacing w:after="120" w:line="360" w:lineRule="auto"/>
-        <w:ind w:left="840" w:leftChars="400" w:firstLine="480" w:firstLineChars="200"/>
-        <w:jc w:val="both"/>
-        <w:rPr>
-          <w:rFonts w:hint="eastAsia" w:eastAsia="宋体"/>
-          <w:b w:val="0"/>
-          <w:i w:val="0"/>
-          <w:strike w:val="0"/>
-          <w:color w:val="auto"/>
-          <w:sz w:val="24"/>
-          <w:u w:val="none"/>
-        </w:rPr>
-      </w:pPr>
-      <w:r>
-        <w:rPr>
-          <w:rFonts w:hint="eastAsia" w:eastAsia="宋体"/>
-          <w:b w:val="0"/>
-          <w:i w:val="0"/>
-          <w:strike w:val="0"/>
-          <w:color w:val="auto"/>
-          <w:sz w:val="24"/>
-          <w:u w:val="none"/>
-        </w:rPr>
-        <w:t>...</w:t>
-      </w:r>
-    </w:p>
-    <w:p>
-      <w:pPr>
-        <w:spacing w:after="120" w:line="360" w:lineRule="auto"/>
-        <w:ind w:leftChars="0" w:firstLine="480" w:firstLineChars="200"/>
-        <w:jc w:val="both"/>
-        <w:rPr>
-          <w:rFonts w:hint="eastAsia" w:eastAsia="宋体"/>
-          <w:b w:val="0"/>
-          <w:i w:val="0"/>
-          <w:strike w:val="0"/>
-          <w:color w:val="auto"/>
-          <w:sz w:val="24"/>
-          <w:u w:val="none"/>
-        </w:rPr>
-      </w:pPr>
-      <w:r>
-        <w:rPr>
-          <w:rFonts w:hint="eastAsia" w:eastAsia="宋体"/>
-          <w:b w:val="0"/>
-          <w:i w:val="0"/>
-          <w:strike w:val="0"/>
-          <w:color w:val="auto"/>
-          <w:sz w:val="24"/>
-          <w:u w:val="none"/>
-        </w:rPr>
-        <w:t>&lt;/swrl:body&gt;</w:t>
-      </w:r>
-    </w:p>
-    <w:p>
-      <w:pPr>
-        <w:spacing w:after="120" w:line="360" w:lineRule="auto"/>
-        <w:ind w:leftChars="0" w:firstLine="480" w:firstLineChars="200"/>
-        <w:jc w:val="both"/>
-        <w:rPr>
-          <w:rFonts w:hint="eastAsia" w:eastAsia="宋体"/>
-          <w:b w:val="0"/>
-          <w:i w:val="0"/>
-          <w:strike w:val="0"/>
-          <w:color w:val="auto"/>
-          <w:sz w:val="24"/>
-          <w:u w:val="none"/>
-        </w:rPr>
-      </w:pPr>
-      <w:r>
-        <w:rPr>
-          <w:rFonts w:hint="eastAsia" w:eastAsia="宋体"/>
-          <w:b w:val="0"/>
-          <w:i w:val="0"/>
-          <w:strike w:val="0"/>
-          <w:color w:val="auto"/>
-          <w:sz w:val="24"/>
-          <w:u w:val="none"/>
-        </w:rPr>
-        <w:t>&lt;swrl:head&gt;</w:t>
-      </w:r>
-    </w:p>
-    <w:p>
-      <w:pPr>
-        <w:spacing w:after="120" w:line="360" w:lineRule="auto"/>
-        <w:ind w:left="840" w:leftChars="400" w:firstLine="480" w:firstLineChars="200"/>
-        <w:jc w:val="both"/>
-        <w:rPr>
-          <w:rFonts w:hint="eastAsia" w:eastAsia="宋体"/>
-          <w:b w:val="0"/>
-          <w:i w:val="0"/>
-          <w:strike w:val="0"/>
-          <w:color w:val="auto"/>
-          <w:sz w:val="24"/>
-          <w:u w:val="none"/>
-        </w:rPr>
-      </w:pPr>
-      <w:r>
-        <w:rPr>
-          <w:rFonts w:hint="eastAsia" w:eastAsia="宋体"/>
-          <w:b w:val="0"/>
-          <w:i w:val="0"/>
-          <w:strike w:val="0"/>
-          <w:color w:val="auto"/>
-          <w:sz w:val="24"/>
-          <w:u w:val="none"/>
-        </w:rPr>
-        <w:t>&lt;swrl:DataPropertyAtom&gt;</w:t>
-      </w:r>
-    </w:p>
-    <w:p>
-      <w:pPr>
-        <w:spacing w:after="120" w:line="360" w:lineRule="auto"/>
-        <w:ind w:left="840" w:leftChars="400" w:firstLine="480" w:firstLineChars="200"/>
-        <w:jc w:val="both"/>
-        <w:rPr>
-          <w:rFonts w:hint="eastAsia" w:eastAsia="宋体"/>
-          <w:b w:val="0"/>
-          <w:i w:val="0"/>
-          <w:strike w:val="0"/>
-          <w:color w:val="auto"/>
-          <w:sz w:val="24"/>
-          <w:u w:val="none"/>
-        </w:rPr>
-      </w:pPr>
-      <w:r>
-        <w:rPr>
-          <w:rFonts w:hint="eastAsia" w:eastAsia="宋体"/>
-          <w:b w:val="0"/>
-          <w:i w:val="0"/>
-          <w:strike w:val="0"/>
-          <w:color w:val="auto"/>
-          <w:sz w:val="24"/>
-          <w:u w:val="none"/>
-        </w:rPr>
-        <w:t>&lt;swrl:propertyPredicate rdf:resource="http://example.org/pizza/isDataValid"/&gt;</w:t>
-      </w:r>
-    </w:p>
-    <w:p>
-      <w:pPr>
-        <w:spacing w:after="120" w:line="360" w:lineRule="auto"/>
-        <w:ind w:left="840" w:leftChars="400" w:firstLine="480" w:firstLineChars="200"/>
-        <w:jc w:val="both"/>
-        <w:rPr>
-          <w:rFonts w:hint="eastAsia" w:eastAsia="宋体"/>
-          <w:b w:val="0"/>
-          <w:i w:val="0"/>
-          <w:strike w:val="0"/>
-          <w:color w:val="auto"/>
-          <w:sz w:val="24"/>
-          <w:u w:val="none"/>
-        </w:rPr>
-      </w:pPr>
-      <w:r>
-        <w:rPr>
-          <w:rFonts w:hint="eastAsia" w:eastAsia="宋体"/>
-          <w:b w:val="0"/>
-          <w:i w:val="0"/>
-          <w:strike w:val="0"/>
-          <w:color w:val="auto"/>
-          <w:sz w:val="24"/>
-          <w:u w:val="none"/>
-        </w:rPr>
-        <w:t>&lt;swrl:argument1 rdf:resource="#var_c"/&gt;</w:t>
-      </w:r>
-    </w:p>
-    <w:p>
-      <w:pPr>
-        <w:spacing w:after="120" w:line="360" w:lineRule="auto"/>
-        <w:ind w:left="-420" w:leftChars="-200" w:firstLine="480" w:firstLineChars="200"/>
-        <w:jc w:val="both"/>
-        <w:rPr>
-          <w:rFonts w:hint="eastAsia" w:eastAsia="宋体"/>
-          <w:b w:val="0"/>
-          <w:i w:val="0"/>
-          <w:strike w:val="0"/>
-          <w:color w:val="auto"/>
-          <w:sz w:val="24"/>
-          <w:u w:val="none"/>
-        </w:rPr>
-      </w:pPr>
-      <w:r>
-        <w:rPr>
-          <w:rFonts w:hint="eastAsia" w:eastAsia="宋体"/>
-          <w:b w:val="0"/>
-          <w:i w:val="0"/>
-          <w:strike w:val="0"/>
-          <w:color w:val="auto"/>
-          <w:sz w:val="24"/>
-          <w:u w:val="none"/>
-        </w:rPr>
-        <w:t>&lt;swrl:argument2 rdf:datatype="http://www.w3.org/2001/XMLSchema#boolean"&gt;false&lt;/swrl:argument2&gt;</w:t>
-      </w:r>
-    </w:p>
-    <w:p>
-      <w:pPr>
-        <w:spacing w:after="120" w:line="360" w:lineRule="auto"/>
-        <w:ind w:left="420" w:leftChars="200" w:firstLine="480" w:firstLineChars="200"/>
-        <w:jc w:val="both"/>
-        <w:rPr>
-          <w:rFonts w:hint="eastAsia" w:eastAsia="宋体"/>
-          <w:b w:val="0"/>
-          <w:i w:val="0"/>
-          <w:strike w:val="0"/>
-          <w:color w:val="auto"/>
-          <w:sz w:val="24"/>
-          <w:u w:val="none"/>
-        </w:rPr>
-      </w:pPr>
-      <w:r>
-        <w:rPr>
-          <w:rFonts w:hint="eastAsia" w:eastAsia="宋体"/>
-          <w:b w:val="0"/>
-          <w:i w:val="0"/>
-          <w:strike w:val="0"/>
-          <w:color w:val="auto"/>
-          <w:sz w:val="24"/>
-          <w:u w:val="none"/>
-        </w:rPr>
-        <w:t>&lt;/swrl:DataPropertyAtom&gt;</w:t>
-      </w:r>
-    </w:p>
-    <w:p>
-      <w:pPr>
-        <w:spacing w:after="120" w:line="360" w:lineRule="auto"/>
-        <w:ind w:left="-420" w:leftChars="-200" w:firstLine="480" w:firstLineChars="200"/>
-        <w:jc w:val="both"/>
-        <w:rPr>
-          <w:rFonts w:hint="eastAsia" w:eastAsia="宋体"/>
-          <w:b w:val="0"/>
-          <w:i w:val="0"/>
-          <w:strike w:val="0"/>
-          <w:color w:val="auto"/>
-          <w:sz w:val="24"/>
-          <w:u w:val="none"/>
-        </w:rPr>
-      </w:pPr>
-      <w:r>
-        <w:rPr>
-          <w:rFonts w:hint="eastAsia" w:eastAsia="宋体"/>
-          <w:b w:val="0"/>
-          <w:i w:val="0"/>
-          <w:strike w:val="0"/>
-          <w:color w:val="auto"/>
-          <w:sz w:val="24"/>
-          <w:u w:val="none"/>
-        </w:rPr>
-        <w:t>&lt;/swrl:head&gt;</w:t>
-      </w:r>
-    </w:p>
-    <w:p>
-      <w:pPr>
-        <w:spacing w:after="120" w:line="360" w:lineRule="auto"/>
-        <w:ind w:left="-420" w:leftChars="-200" w:firstLine="480" w:firstLineChars="200"/>
-        <w:jc w:val="both"/>
-        <w:rPr>
-          <w:rFonts w:hint="eastAsia" w:eastAsia="宋体"/>
-          <w:b w:val="0"/>
-          <w:i w:val="0"/>
-          <w:strike w:val="0"/>
-          <w:color w:val="auto"/>
-          <w:sz w:val="24"/>
-          <w:u w:val="none"/>
-        </w:rPr>
-      </w:pPr>
-      <w:r>
-        <w:rPr>
-          <w:rFonts w:hint="eastAsia" w:eastAsia="宋体"/>
-          <w:b w:val="0"/>
-          <w:i w:val="0"/>
-          <w:strike w:val="0"/>
-          <w:color w:val="auto"/>
-          <w:sz w:val="24"/>
-          <w:u w:val="none"/>
-        </w:rPr>
-        <w:t>&lt;/swrl:Imp&gt;</w:t>
-      </w:r>
-    </w:p>
-    <w:p>
-      <w:pPr>
-        <w:spacing w:after="120" w:line="360" w:lineRule="auto"/>
-        <w:ind w:left="-420" w:leftChars="-200" w:firstLine="480" w:firstLineChars="200"/>
-        <w:jc w:val="both"/>
-        <w:rPr>
-          <w:rFonts w:hint="eastAsia" w:eastAsia="宋体"/>
-          <w:b w:val="0"/>
-          <w:i w:val="0"/>
-          <w:strike w:val="0"/>
-          <w:color w:val="auto"/>
-          <w:sz w:val="24"/>
-          <w:u w:val="none"/>
-        </w:rPr>
-      </w:pPr>
-      <w:r>
-        <w:rPr>
-          <w:rFonts w:hint="eastAsia" w:eastAsia="宋体"/>
-          <w:b w:val="0"/>
-          <w:i w:val="0"/>
-          <w:strike w:val="0"/>
-          <w:color w:val="auto"/>
-          <w:sz w:val="24"/>
+        <w:ind w:left="-420" w:leftChars="-200" w:firstLine="440" w:firstLineChars="200"/>
+        <w:jc w:val="both"/>
+        <w:rPr>
+          <w:rFonts w:hint="eastAsia" w:eastAsia="宋体"/>
+          <w:b w:val="0"/>
+          <w:i w:val="0"/>
+          <w:strike w:val="0"/>
+          <w:color w:val="auto"/>
+          <w:sz w:val="22"/>
+          <w:szCs w:val="22"/>
+          <w:u w:val="none"/>
+        </w:rPr>
+      </w:pPr>
+      <w:r>
+        <w:rPr>
+          <w:rFonts w:hint="eastAsia" w:eastAsia="宋体"/>
+          <w:b w:val="0"/>
+          <w:i w:val="0"/>
+          <w:strike w:val="0"/>
+          <w:color w:val="auto"/>
+          <w:sz w:val="22"/>
+          <w:szCs w:val="22"/>
           <w:u w:val="none"/>
         </w:rPr>
         <w:t>```</w:t>
